--- a/docs/Project_Progress_Log.docx
+++ b/docs/Project_Progress_Log.docx
@@ -4778,7 +4778,7 @@
           <w:sz w:val="36"/>
           <w:szCs w:val="36"/>
         </w:rPr>
-        <w:t>7</w:t>
+        <w:t>7. Day 7 – Revenue &amp; Order Analysis — Validation</w:t>
       </w:r>
       <w:r>
         <w:rPr>
@@ -4787,78 +4787,6 @@
           <w:sz w:val="36"/>
           <w:szCs w:val="36"/>
         </w:rPr>
-        <w:t xml:space="preserve">. Day </w:t>
-      </w:r>
-      <w:r>
-        <w:rPr>
-          <w:rFonts w:ascii="Cambria" w:hAnsi="Cambria"/>
-          <w:color w:val="E36C0A" w:themeColor="accent6" w:themeShade="BF"/>
-          <w:sz w:val="36"/>
-          <w:szCs w:val="36"/>
-        </w:rPr>
-        <w:t>7</w:t>
-      </w:r>
-      <w:r>
-        <w:rPr>
-          <w:rFonts w:ascii="Cambria" w:hAnsi="Cambria"/>
-          <w:color w:val="E36C0A" w:themeColor="accent6" w:themeShade="BF"/>
-          <w:sz w:val="36"/>
-          <w:szCs w:val="36"/>
-        </w:rPr>
-        <w:t xml:space="preserve"> </w:t>
-      </w:r>
-      <w:r>
-        <w:rPr>
-          <w:rFonts w:ascii="Cambria" w:hAnsi="Cambria"/>
-          <w:color w:val="E36C0A" w:themeColor="accent6" w:themeShade="BF"/>
-          <w:sz w:val="36"/>
-          <w:szCs w:val="36"/>
-        </w:rPr>
-        <w:t>–</w:t>
-      </w:r>
-      <w:r>
-        <w:rPr>
-          <w:rFonts w:ascii="Cambria" w:hAnsi="Cambria"/>
-          <w:color w:val="E36C0A" w:themeColor="accent6" w:themeShade="BF"/>
-          <w:sz w:val="36"/>
-          <w:szCs w:val="36"/>
-        </w:rPr>
-        <w:t xml:space="preserve"> </w:t>
-      </w:r>
-      <w:r>
-        <w:rPr>
-          <w:rFonts w:ascii="Cambria" w:hAnsi="Cambria"/>
-          <w:color w:val="E36C0A" w:themeColor="accent6" w:themeShade="BF"/>
-          <w:sz w:val="36"/>
-          <w:szCs w:val="36"/>
-        </w:rPr>
-        <w:t xml:space="preserve">Revenue &amp; Order Analysis </w:t>
-      </w:r>
-      <w:r>
-        <w:rPr>
-          <w:rFonts w:ascii="Cambria" w:hAnsi="Cambria"/>
-          <w:color w:val="E36C0A" w:themeColor="accent6" w:themeShade="BF"/>
-          <w:sz w:val="36"/>
-          <w:szCs w:val="36"/>
-        </w:rPr>
-        <w:t>—</w:t>
-      </w:r>
-      <w:r>
-        <w:rPr>
-          <w:rFonts w:ascii="Cambria" w:hAnsi="Cambria"/>
-          <w:color w:val="E36C0A" w:themeColor="accent6" w:themeShade="BF"/>
-          <w:sz w:val="36"/>
-          <w:szCs w:val="36"/>
-        </w:rPr>
-        <w:t xml:space="preserve"> Validation</w:t>
-      </w:r>
-      <w:r>
-        <w:rPr>
-          <w:rFonts w:ascii="Cambria" w:hAnsi="Cambria"/>
-          <w:color w:val="E36C0A" w:themeColor="accent6" w:themeShade="BF"/>
-          <w:sz w:val="36"/>
-          <w:szCs w:val="36"/>
-        </w:rPr>
         <w:t xml:space="preserve"> and Reconciliation</w:t>
       </w:r>
       <w:bookmarkEnd w:id="6"/>
@@ -5156,15 +5084,7 @@
         </w:numPr>
       </w:pPr>
       <w:r>
-        <w:t xml:space="preserve">Used </w:t>
-      </w:r>
-      <w:proofErr w:type="gramStart"/>
-      <w:r>
-        <w:t>COUNT(</w:t>
-      </w:r>
-      <w:proofErr w:type="gramEnd"/>
-      <w:r>
-        <w:t xml:space="preserve">DISTINCT </w:t>
+        <w:t xml:space="preserve">Used COUNT(DISTINCT </w:t>
       </w:r>
       <w:proofErr w:type="spellStart"/>
       <w:r>
@@ -5893,16 +5813,7 @@
           <w:sz w:val="36"/>
           <w:szCs w:val="36"/>
         </w:rPr>
-        <w:t>9</w:t>
-      </w:r>
-      <w:r>
-        <w:rPr>
-          <w:rFonts w:asciiTheme="minorHAnsi" w:hAnsiTheme="minorHAnsi"/>
-          <w:color w:val="E36C0A" w:themeColor="accent6" w:themeShade="BF"/>
-          <w:sz w:val="36"/>
-          <w:szCs w:val="36"/>
-        </w:rPr>
-        <w:t xml:space="preserve"> </w:t>
+        <w:t xml:space="preserve">9 </w:t>
       </w:r>
       <w:r>
         <w:rPr>
@@ -6816,16 +6727,7 @@
           <w:sz w:val="36"/>
           <w:szCs w:val="36"/>
         </w:rPr>
-        <w:t>10</w:t>
-      </w:r>
-      <w:r>
-        <w:rPr>
-          <w:rFonts w:asciiTheme="minorHAnsi" w:hAnsiTheme="minorHAnsi"/>
-          <w:color w:val="E36C0A" w:themeColor="accent6" w:themeShade="BF"/>
-          <w:sz w:val="36"/>
-          <w:szCs w:val="36"/>
-        </w:rPr>
-        <w:t xml:space="preserve"> </w:t>
+        <w:t xml:space="preserve">10 </w:t>
       </w:r>
       <w:r>
         <w:rPr>
@@ -7258,16 +7160,7 @@
           <w:sz w:val="36"/>
           <w:szCs w:val="36"/>
         </w:rPr>
-        <w:t>11</w:t>
-      </w:r>
-      <w:r>
-        <w:rPr>
-          <w:rFonts w:asciiTheme="minorHAnsi" w:hAnsiTheme="minorHAnsi"/>
-          <w:color w:val="E36C0A" w:themeColor="accent6" w:themeShade="BF"/>
-          <w:sz w:val="36"/>
-          <w:szCs w:val="36"/>
-        </w:rPr>
-        <w:t xml:space="preserve"> </w:t>
+        <w:t xml:space="preserve">11 </w:t>
       </w:r>
       <w:r>
         <w:rPr>
@@ -7478,15 +7371,7 @@
         </w:numPr>
       </w:pPr>
       <w:r>
-        <w:t xml:space="preserve">Delivery and customer-experience findings documented in the </w:t>
-      </w:r>
-      <w:proofErr w:type="gramStart"/>
-      <w:r>
-        <w:t>reports</w:t>
-      </w:r>
-      <w:proofErr w:type="gramEnd"/>
-      <w:r>
-        <w:t xml:space="preserve"> directory.</w:t>
+        <w:t>Delivery and customer-experience findings documented in the reports directory.</w:t>
       </w:r>
     </w:p>
     <w:p>
@@ -7702,16 +7587,7 @@
           <w:sz w:val="36"/>
           <w:szCs w:val="36"/>
         </w:rPr>
-        <w:t>12</w:t>
-      </w:r>
-      <w:r>
-        <w:rPr>
-          <w:rFonts w:asciiTheme="minorHAnsi" w:hAnsiTheme="minorHAnsi"/>
-          <w:color w:val="E36C0A" w:themeColor="accent6" w:themeShade="BF"/>
-          <w:sz w:val="36"/>
-          <w:szCs w:val="36"/>
-        </w:rPr>
-        <w:t xml:space="preserve"> </w:t>
+        <w:t xml:space="preserve">12 </w:t>
       </w:r>
       <w:r>
         <w:rPr>
@@ -7994,19 +7870,11 @@
       <w:r>
         <w:t xml:space="preserve">Used </w:t>
       </w:r>
-      <w:proofErr w:type="gramStart"/>
       <w:r>
         <w:rPr>
           <w:rFonts w:ascii="Courier New" w:hAnsi="Courier New" w:cs="Courier New"/>
         </w:rPr>
-        <w:t>COUNT(</w:t>
-      </w:r>
-      <w:proofErr w:type="gramEnd"/>
-      <w:r>
-        <w:rPr>
-          <w:rFonts w:ascii="Courier New" w:hAnsi="Courier New" w:cs="Courier New"/>
-        </w:rPr>
-        <w:t xml:space="preserve">DISTINCT </w:t>
+        <w:t xml:space="preserve">COUNT(DISTINCT </w:t>
       </w:r>
       <w:proofErr w:type="spellStart"/>
       <w:r>
@@ -8258,16 +8126,7 @@
           <w:sz w:val="36"/>
           <w:szCs w:val="36"/>
         </w:rPr>
-        <w:t>13</w:t>
-      </w:r>
-      <w:r>
-        <w:rPr>
-          <w:rFonts w:asciiTheme="minorHAnsi" w:hAnsiTheme="minorHAnsi"/>
-          <w:color w:val="E36C0A" w:themeColor="accent6" w:themeShade="BF"/>
-          <w:sz w:val="36"/>
-          <w:szCs w:val="36"/>
-        </w:rPr>
-        <w:t xml:space="preserve"> </w:t>
+        <w:t xml:space="preserve">13 </w:t>
       </w:r>
       <w:r>
         <w:rPr>
@@ -8775,16 +8634,7 @@
           <w:sz w:val="36"/>
           <w:szCs w:val="36"/>
         </w:rPr>
-        <w:t>Re</w:t>
-      </w:r>
-      <w:r>
-        <w:rPr>
-          <w:rFonts w:asciiTheme="minorHAnsi" w:hAnsiTheme="minorHAnsi"/>
-          <w:color w:val="E36C0A" w:themeColor="accent6" w:themeShade="BF"/>
-          <w:sz w:val="36"/>
-          <w:szCs w:val="36"/>
-        </w:rPr>
-        <w:t>venue, Product and Customer Intelligence Dashboards</w:t>
+        <w:t>Revenue, Product and Customer Intelligence Dashboards</w:t>
       </w:r>
       <w:bookmarkEnd w:id="13"/>
     </w:p>
@@ -9294,16 +9144,7 @@
           <w:sz w:val="36"/>
           <w:szCs w:val="36"/>
         </w:rPr>
-        <w:t>15</w:t>
-      </w:r>
-      <w:r>
-        <w:rPr>
-          <w:rFonts w:asciiTheme="minorHAnsi" w:hAnsiTheme="minorHAnsi"/>
-          <w:color w:val="E36C0A" w:themeColor="accent6" w:themeShade="BF"/>
-          <w:sz w:val="36"/>
-          <w:szCs w:val="36"/>
-        </w:rPr>
-        <w:t xml:space="preserve"> </w:t>
+        <w:t xml:space="preserve">15 </w:t>
       </w:r>
       <w:r>
         <w:rPr>
@@ -10022,6 +9863,15 @@
       </w:r>
     </w:p>
     <w:p>
+      <w:r>
+        <w:t xml:space="preserve"> </w:t>
+      </w:r>
+      <w:r>
+        <w:t>Polish the analysis and ensure consistent metric definitions, documentation, and repository references.</w:t>
+      </w:r>
+    </w:p>
+    <w:p/>
+    <w:p>
       <w:pPr>
         <w:pStyle w:val="NormalWeb"/>
         <w:spacing w:line="276" w:lineRule="auto"/>
@@ -10031,10 +9881,168 @@
       </w:pPr>
       <w:r>
         <w:rPr>
+          <w:rStyle w:val="Strong"/>
           <w:rFonts w:asciiTheme="minorHAnsi" w:hAnsiTheme="minorHAnsi"/>
         </w:rPr>
-        <w:t xml:space="preserve"> Review analytical outputs, improve project documentation, and prepare the project for final verification.</w:t>
-      </w:r>
+        <w:t>Work completed</w:t>
+      </w:r>
+    </w:p>
+    <w:p>
+      <w:pPr>
+        <w:pStyle w:val="NormalWeb"/>
+        <w:numPr>
+          <w:ilvl w:val="0"/>
+          <w:numId w:val="55"/>
+        </w:numPr>
+        <w:spacing w:line="276" w:lineRule="auto"/>
+        <w:rPr>
+          <w:rFonts w:asciiTheme="minorHAnsi" w:hAnsiTheme="minorHAnsi"/>
+        </w:rPr>
+      </w:pPr>
+      <w:r>
+        <w:rPr>
+          <w:rFonts w:asciiTheme="minorHAnsi" w:hAnsiTheme="minorHAnsi"/>
+        </w:rPr>
+        <w:t>Reviewed the project's analytical findings, business recommendations, limitations, conclusion, and appendices</w:t>
+      </w:r>
+      <w:r>
+        <w:rPr>
+          <w:rFonts w:asciiTheme="minorHAnsi" w:hAnsiTheme="minorHAnsi"/>
+        </w:rPr>
+        <w:t xml:space="preserve"> for the main project report</w:t>
+      </w:r>
+      <w:r>
+        <w:rPr>
+          <w:rFonts w:asciiTheme="minorHAnsi" w:hAnsiTheme="minorHAnsi"/>
+        </w:rPr>
+        <w:t>.</w:t>
+      </w:r>
+    </w:p>
+    <w:p>
+      <w:pPr>
+        <w:pStyle w:val="NormalWeb"/>
+        <w:numPr>
+          <w:ilvl w:val="0"/>
+          <w:numId w:val="55"/>
+        </w:numPr>
+        <w:spacing w:line="276" w:lineRule="auto"/>
+        <w:rPr>
+          <w:rFonts w:asciiTheme="minorHAnsi" w:hAnsiTheme="minorHAnsi"/>
+        </w:rPr>
+      </w:pPr>
+      <w:r>
+        <w:rPr>
+          <w:rFonts w:asciiTheme="minorHAnsi" w:hAnsiTheme="minorHAnsi"/>
+        </w:rPr>
+        <w:lastRenderedPageBreak/>
+        <w:t>Consolidated key project metrics and</w:t>
+      </w:r>
+      <w:r>
+        <w:rPr>
+          <w:rFonts w:asciiTheme="minorHAnsi" w:hAnsiTheme="minorHAnsi"/>
+        </w:rPr>
+        <w:t xml:space="preserve"> methodological notes, including the distinction between recorded payment value and profit/net recognized revenue.</w:t>
+      </w:r>
+    </w:p>
+    <w:p>
+      <w:pPr>
+        <w:pStyle w:val="NormalWeb"/>
+        <w:numPr>
+          <w:ilvl w:val="0"/>
+          <w:numId w:val="55"/>
+        </w:numPr>
+        <w:spacing w:line="276" w:lineRule="auto"/>
+        <w:rPr>
+          <w:rFonts w:asciiTheme="minorHAnsi" w:hAnsiTheme="minorHAnsi"/>
+        </w:rPr>
+      </w:pPr>
+      <w:r>
+        <w:rPr>
+          <w:rFonts w:asciiTheme="minorHAnsi" w:hAnsiTheme="minorHAnsi"/>
+        </w:rPr>
+        <w:t>Organized the detailed progress log separately from the main project report.</w:t>
+      </w:r>
+    </w:p>
+    <w:p>
+      <w:pPr>
+        <w:pStyle w:val="ListBullet"/>
+        <w:numPr>
+          <w:ilvl w:val="0"/>
+          <w:numId w:val="55"/>
+        </w:numPr>
+        <w:rPr>
+          <w:rFonts w:asciiTheme="minorHAnsi" w:hAnsiTheme="minorHAnsi"/>
+          <w:sz w:val="24"/>
+          <w:szCs w:val="24"/>
+        </w:rPr>
+      </w:pPr>
+      <w:r>
+        <w:rPr>
+          <w:rFonts w:asciiTheme="minorHAnsi" w:hAnsiTheme="minorHAnsi"/>
+          <w:sz w:val="24"/>
+          <w:szCs w:val="24"/>
+        </w:rPr>
+        <w:t>Updated README project documentation and dashboard usage/access guidance.</w:t>
+      </w:r>
+    </w:p>
+    <w:p>
+      <w:pPr>
+        <w:pStyle w:val="ListBullet"/>
+        <w:numPr>
+          <w:ilvl w:val="0"/>
+          <w:numId w:val="55"/>
+        </w:numPr>
+        <w:rPr>
+          <w:rFonts w:asciiTheme="minorHAnsi" w:hAnsiTheme="minorHAnsi"/>
+          <w:sz w:val="24"/>
+          <w:szCs w:val="24"/>
+        </w:rPr>
+      </w:pPr>
+      <w:r>
+        <w:rPr>
+          <w:rFonts w:asciiTheme="minorHAnsi" w:hAnsiTheme="minorHAnsi"/>
+          <w:sz w:val="24"/>
+          <w:szCs w:val="24"/>
+        </w:rPr>
+        <w:t>Reviewed consistency between SQL outputs, Power BI measures, file paths, and repository references.</w:t>
+      </w:r>
+    </w:p>
+    <w:p>
+      <w:pPr>
+        <w:pStyle w:val="ListBullet"/>
+        <w:numPr>
+          <w:ilvl w:val="0"/>
+          <w:numId w:val="55"/>
+        </w:numPr>
+        <w:rPr>
+          <w:rFonts w:asciiTheme="minorHAnsi" w:hAnsiTheme="minorHAnsi"/>
+          <w:sz w:val="24"/>
+          <w:szCs w:val="24"/>
+        </w:rPr>
+      </w:pPr>
+      <w:r>
+        <w:rPr>
+          <w:rFonts w:asciiTheme="minorHAnsi" w:hAnsiTheme="minorHAnsi"/>
+          <w:sz w:val="24"/>
+          <w:szCs w:val="24"/>
+        </w:rPr>
+        <w:t>Reviewed analytical extensions and documented relevant methodological limitations.</w:t>
+      </w:r>
+    </w:p>
+    <w:p>
+      <w:pPr>
+        <w:pStyle w:val="ListBullet"/>
+        <w:numPr>
+          <w:ilvl w:val="0"/>
+          <w:numId w:val="0"/>
+        </w:numPr>
+        <w:ind w:left="720"/>
+        <w:rPr>
+          <w:rFonts w:asciiTheme="minorHAnsi" w:hAnsiTheme="minorHAnsi"/>
+          <w:sz w:val="24"/>
+          <w:szCs w:val="24"/>
+        </w:rPr>
+      </w:pPr>
     </w:p>
     <w:p>
       <w:pPr>
@@ -10049,7 +10057,14 @@
           <w:rStyle w:val="Strong"/>
           <w:rFonts w:asciiTheme="minorHAnsi" w:hAnsiTheme="minorHAnsi"/>
         </w:rPr>
-        <w:t>Work completed</w:t>
+        <w:t xml:space="preserve">Key </w:t>
+      </w:r>
+      <w:r>
+        <w:rPr>
+          <w:rStyle w:val="Strong"/>
+          <w:rFonts w:asciiTheme="minorHAnsi" w:hAnsiTheme="minorHAnsi"/>
+        </w:rPr>
+        <w:t>Findings</w:t>
       </w:r>
     </w:p>
     <w:p>
@@ -10057,7 +10072,7 @@
         <w:pStyle w:val="NormalWeb"/>
         <w:numPr>
           <w:ilvl w:val="0"/>
-          <w:numId w:val="55"/>
+          <w:numId w:val="56"/>
         </w:numPr>
         <w:spacing w:line="276" w:lineRule="auto"/>
         <w:rPr>
@@ -10068,7 +10083,7 @@
         <w:rPr>
           <w:rFonts w:asciiTheme="minorHAnsi" w:hAnsiTheme="minorHAnsi"/>
         </w:rPr>
-        <w:t>Reviewed the project's analytical findings, business recommendations, limitations, conclusion, and appendices.</w:t>
+        <w:t>Documentation and metric definitions were consolidated for portfolio presentation.</w:t>
       </w:r>
     </w:p>
     <w:p>
@@ -10076,7 +10091,7 @@
         <w:pStyle w:val="NormalWeb"/>
         <w:numPr>
           <w:ilvl w:val="0"/>
-          <w:numId w:val="55"/>
+          <w:numId w:val="56"/>
         </w:numPr>
         <w:spacing w:line="276" w:lineRule="auto"/>
         <w:rPr>
@@ -10087,84 +10102,29 @@
         <w:rPr>
           <w:rFonts w:asciiTheme="minorHAnsi" w:hAnsiTheme="minorHAnsi"/>
         </w:rPr>
-        <w:t>Consolidated key project metrics and their definitions for the final report.</w:t>
-      </w:r>
-    </w:p>
-    <w:p>
-      <w:pPr>
-        <w:pStyle w:val="NormalWeb"/>
-        <w:numPr>
-          <w:ilvl w:val="0"/>
-          <w:numId w:val="55"/>
-        </w:numPr>
-        <w:spacing w:line="276" w:lineRule="auto"/>
+        <w:t>Project report and progress log were maintained as separate deliverables.</w:t>
+      </w:r>
+    </w:p>
+    <w:p>
+      <w:pPr>
+        <w:pStyle w:val="ListBullet"/>
+        <w:numPr>
+          <w:ilvl w:val="0"/>
+          <w:numId w:val="56"/>
+        </w:numPr>
         <w:rPr>
           <w:rFonts w:asciiTheme="minorHAnsi" w:hAnsiTheme="minorHAnsi"/>
+          <w:sz w:val="24"/>
+          <w:szCs w:val="24"/>
         </w:rPr>
       </w:pPr>
       <w:r>
         <w:rPr>
           <w:rFonts w:asciiTheme="minorHAnsi" w:hAnsiTheme="minorHAnsi"/>
-        </w:rPr>
-        <w:t>Organized the detailed progress log separately from the main project report.</w:t>
-      </w:r>
-    </w:p>
-    <w:p>
-      <w:pPr>
-        <w:pStyle w:val="NormalWeb"/>
-        <w:numPr>
-          <w:ilvl w:val="0"/>
-          <w:numId w:val="55"/>
-        </w:numPr>
-        <w:spacing w:line="276" w:lineRule="auto"/>
-        <w:rPr>
-          <w:rFonts w:asciiTheme="minorHAnsi" w:hAnsiTheme="minorHAnsi"/>
-        </w:rPr>
-      </w:pPr>
-      <w:r>
-        <w:rPr>
-          <w:rFonts w:asciiTheme="minorHAnsi" w:hAnsiTheme="minorHAnsi"/>
-        </w:rPr>
-        <w:lastRenderedPageBreak/>
-        <w:t>Defined the documentation structure for explaining dashboard usage in the GitHub README.</w:t>
-      </w:r>
-    </w:p>
-    <w:p>
-      <w:pPr>
-        <w:pStyle w:val="NormalWeb"/>
-        <w:numPr>
-          <w:ilvl w:val="0"/>
-          <w:numId w:val="55"/>
-        </w:numPr>
-        <w:spacing w:line="276" w:lineRule="auto"/>
-        <w:rPr>
-          <w:rFonts w:asciiTheme="minorHAnsi" w:hAnsiTheme="minorHAnsi"/>
-        </w:rPr>
-      </w:pPr>
-      <w:r>
-        <w:rPr>
-          <w:rFonts w:asciiTheme="minorHAnsi" w:hAnsiTheme="minorHAnsi"/>
-        </w:rPr>
-        <w:t>Reviewed the need for consistency between SQL outputs, Power BI measures, file paths, and repository references.</w:t>
-      </w:r>
-    </w:p>
-    <w:p>
-      <w:pPr>
-        <w:pStyle w:val="NormalWeb"/>
-        <w:numPr>
-          <w:ilvl w:val="0"/>
-          <w:numId w:val="55"/>
-        </w:numPr>
-        <w:spacing w:line="276" w:lineRule="auto"/>
-        <w:rPr>
-          <w:rFonts w:asciiTheme="minorHAnsi" w:hAnsiTheme="minorHAnsi"/>
-        </w:rPr>
-      </w:pPr>
-      <w:r>
-        <w:rPr>
-          <w:rFonts w:asciiTheme="minorHAnsi" w:hAnsiTheme="minorHAnsi"/>
-        </w:rPr>
-        <w:t>Identified justified analytical extensions and documented relevant methodological limitations.</w:t>
+          <w:sz w:val="24"/>
+          <w:szCs w:val="24"/>
+        </w:rPr>
+        <w:t>README provides project navigation and dashboard usage context.</w:t>
       </w:r>
     </w:p>
     <w:p>
@@ -10180,7 +10140,7 @@
           <w:rStyle w:val="Strong"/>
           <w:rFonts w:asciiTheme="minorHAnsi" w:hAnsiTheme="minorHAnsi"/>
         </w:rPr>
-        <w:t>Key documentation decisions</w:t>
+        <w:t>Deliverables</w:t>
       </w:r>
     </w:p>
     <w:p>
@@ -10188,7 +10148,7 @@
         <w:pStyle w:val="NormalWeb"/>
         <w:numPr>
           <w:ilvl w:val="0"/>
-          <w:numId w:val="56"/>
+          <w:numId w:val="57"/>
         </w:numPr>
         <w:spacing w:line="276" w:lineRule="auto"/>
         <w:rPr>
@@ -10199,20 +10159,26 @@
         <w:rPr>
           <w:rFonts w:asciiTheme="minorHAnsi" w:hAnsiTheme="minorHAnsi"/>
         </w:rPr>
-        <w:t xml:space="preserve">Maintain the detailed development history in </w:t>
-      </w:r>
-      <w:r>
-        <w:rPr>
-          <w:rStyle w:val="HTMLCode"/>
+        <w:t>README.md</w:t>
+      </w:r>
+    </w:p>
+    <w:p>
+      <w:pPr>
+        <w:pStyle w:val="NormalWeb"/>
+        <w:numPr>
+          <w:ilvl w:val="0"/>
+          <w:numId w:val="57"/>
+        </w:numPr>
+        <w:spacing w:line="276" w:lineRule="auto"/>
+        <w:rPr>
           <w:rFonts w:asciiTheme="minorHAnsi" w:hAnsiTheme="minorHAnsi"/>
         </w:rPr>
-        <w:t>reports/PROJECT_PROGRESS_LOG.md</w:t>
-      </w:r>
+      </w:pPr>
       <w:r>
         <w:rPr>
           <w:rFonts w:asciiTheme="minorHAnsi" w:hAnsiTheme="minorHAnsi"/>
         </w:rPr>
-        <w:t>.</w:t>
+        <w:t>docs/E-Commerce_Revenue_Customer_Intelligence_Project_Report.docx</w:t>
       </w:r>
     </w:p>
     <w:p>
@@ -10220,7 +10186,7 @@
         <w:pStyle w:val="NormalWeb"/>
         <w:numPr>
           <w:ilvl w:val="0"/>
-          <w:numId w:val="56"/>
+          <w:numId w:val="57"/>
         </w:numPr>
         <w:spacing w:line="276" w:lineRule="auto"/>
         <w:rPr>
@@ -10231,58 +10197,7 @@
         <w:rPr>
           <w:rFonts w:asciiTheme="minorHAnsi" w:hAnsiTheme="minorHAnsi"/>
         </w:rPr>
-        <w:t>Include a concise progress summary in the final report.</w:t>
-      </w:r>
-    </w:p>
-    <w:p>
-      <w:pPr>
-        <w:pStyle w:val="NormalWeb"/>
-        <w:numPr>
-          <w:ilvl w:val="0"/>
-          <w:numId w:val="56"/>
-        </w:numPr>
-        <w:spacing w:line="276" w:lineRule="auto"/>
-        <w:rPr>
-          <w:rFonts w:asciiTheme="minorHAnsi" w:hAnsiTheme="minorHAnsi"/>
-        </w:rPr>
-      </w:pPr>
-      <w:r>
-        <w:rPr>
-          <w:rFonts w:asciiTheme="minorHAnsi" w:hAnsiTheme="minorHAnsi"/>
-        </w:rPr>
-        <w:t xml:space="preserve">Document dashboard usage and project access instructions in </w:t>
-      </w:r>
-      <w:r>
-        <w:rPr>
-          <w:rStyle w:val="HTMLCode"/>
-          <w:rFonts w:asciiTheme="minorHAnsi" w:hAnsiTheme="minorHAnsi"/>
-        </w:rPr>
-        <w:t>README.md</w:t>
-      </w:r>
-      <w:r>
-        <w:rPr>
-          <w:rFonts w:asciiTheme="minorHAnsi" w:hAnsiTheme="minorHAnsi"/>
-        </w:rPr>
-        <w:t>.</w:t>
-      </w:r>
-    </w:p>
-    <w:p>
-      <w:pPr>
-        <w:pStyle w:val="NormalWeb"/>
-        <w:numPr>
-          <w:ilvl w:val="0"/>
-          <w:numId w:val="56"/>
-        </w:numPr>
-        <w:spacing w:line="276" w:lineRule="auto"/>
-        <w:rPr>
-          <w:rFonts w:asciiTheme="minorHAnsi" w:hAnsiTheme="minorHAnsi"/>
-        </w:rPr>
-      </w:pPr>
-      <w:r>
-        <w:rPr>
-          <w:rFonts w:asciiTheme="minorHAnsi" w:hAnsiTheme="minorHAnsi"/>
-        </w:rPr>
-        <w:t>Distinguish recorded payment value from profit or net recognized revenue.</w:t>
+        <w:t>docs/Project_Progress_Log.docx</w:t>
       </w:r>
     </w:p>
     <w:p>
@@ -10295,10 +10210,9 @@
       </w:pPr>
       <w:r>
         <w:rPr>
-          <w:rStyle w:val="Strong"/>
           <w:rFonts w:asciiTheme="minorHAnsi" w:hAnsiTheme="minorHAnsi"/>
         </w:rPr>
-        <w:t>Deliverables</w:t>
+        <w:t>Methodology Notes</w:t>
       </w:r>
     </w:p>
     <w:p>
@@ -10306,7 +10220,7 @@
         <w:pStyle w:val="NormalWeb"/>
         <w:numPr>
           <w:ilvl w:val="0"/>
-          <w:numId w:val="57"/>
+          <w:numId w:val="62"/>
         </w:numPr>
         <w:spacing w:line="276" w:lineRule="auto"/>
         <w:rPr>
@@ -10317,45 +10231,7 @@
         <w:rPr>
           <w:rFonts w:asciiTheme="minorHAnsi" w:hAnsiTheme="minorHAnsi"/>
         </w:rPr>
-        <w:t>Updated analytical documentation.</w:t>
-      </w:r>
-    </w:p>
-    <w:p>
-      <w:pPr>
-        <w:pStyle w:val="NormalWeb"/>
-        <w:numPr>
-          <w:ilvl w:val="0"/>
-          <w:numId w:val="57"/>
-        </w:numPr>
-        <w:spacing w:line="276" w:lineRule="auto"/>
-        <w:rPr>
-          <w:rFonts w:asciiTheme="minorHAnsi" w:hAnsiTheme="minorHAnsi"/>
-        </w:rPr>
-      </w:pPr>
-      <w:r>
-        <w:rPr>
-          <w:rFonts w:asciiTheme="minorHAnsi" w:hAnsiTheme="minorHAnsi"/>
-        </w:rPr>
-        <w:t>Consolidated metric definitions and methodological notes.</w:t>
-      </w:r>
-    </w:p>
-    <w:p>
-      <w:pPr>
-        <w:pStyle w:val="NormalWeb"/>
-        <w:numPr>
-          <w:ilvl w:val="0"/>
-          <w:numId w:val="57"/>
-        </w:numPr>
-        <w:spacing w:line="276" w:lineRule="auto"/>
-        <w:rPr>
-          <w:rFonts w:asciiTheme="minorHAnsi" w:hAnsiTheme="minorHAnsi"/>
-        </w:rPr>
-      </w:pPr>
-      <w:r>
-        <w:rPr>
-          <w:rFonts w:asciiTheme="minorHAnsi" w:hAnsiTheme="minorHAnsi"/>
-        </w:rPr>
-        <w:t>Defined README and progress-log structure.</w:t>
+        <w:t>The documentation and consistency work described above has been finalized and committed/pushed to GitHub.</w:t>
       </w:r>
     </w:p>
     <w:p>
@@ -10456,16 +10332,7 @@
           <w:sz w:val="36"/>
           <w:szCs w:val="36"/>
         </w:rPr>
-        <w:t>19-20</w:t>
-      </w:r>
-      <w:r>
-        <w:rPr>
-          <w:rFonts w:asciiTheme="minorHAnsi" w:hAnsiTheme="minorHAnsi"/>
-          <w:color w:val="E36C0A" w:themeColor="accent6" w:themeShade="BF"/>
-          <w:sz w:val="36"/>
-          <w:szCs w:val="36"/>
-        </w:rPr>
-        <w:t xml:space="preserve"> </w:t>
+        <w:t xml:space="preserve">19-20 </w:t>
       </w:r>
       <w:r>
         <w:rPr>
@@ -10525,7 +10392,7 @@
         <w:rPr>
           <w:rFonts w:ascii="Cambria" w:hAnsi="Cambria"/>
         </w:rPr>
-        <w:t>Consolidate project documentation, improve repository navigation, and prepare the project for portfolio reviews and interviews.</w:t>
+        <w:t>Finalize project documentation, improve repository navigation, and prepare the project for portfolio review and interviews.</w:t>
       </w:r>
     </w:p>
     <w:p>
@@ -10550,6 +10417,7 @@
           <w:rStyle w:val="Strong"/>
           <w:rFonts w:ascii="Cambria" w:hAnsi="Cambria"/>
         </w:rPr>
+        <w:lastRenderedPageBreak/>
         <w:t>Work completed</w:t>
       </w:r>
     </w:p>
@@ -10566,10 +10434,23 @@
         </w:rPr>
       </w:pPr>
       <w:r>
+        <w:t>Finalized the project report covering key findings, business recommendations, limitations, conclusion, and references.</w:t>
+      </w:r>
+    </w:p>
+    <w:p>
+      <w:pPr>
+        <w:pStyle w:val="NormalWeb"/>
+        <w:numPr>
+          <w:ilvl w:val="0"/>
+          <w:numId w:val="58"/>
+        </w:numPr>
+        <w:spacing w:line="276" w:lineRule="auto"/>
         <w:rPr>
           <w:rFonts w:ascii="Cambria" w:hAnsi="Cambria"/>
         </w:rPr>
-        <w:t>Prepared the report sections covering key findings, business recommendations, limitations, conclusion, and references.</w:t>
+      </w:pPr>
+      <w:r>
+        <w:t>Created and maintained the separate Project Progress Log document.</w:t>
       </w:r>
     </w:p>
     <w:p>
@@ -10585,10 +10466,31 @@
         </w:rPr>
       </w:pPr>
       <w:r>
+        <w:t>Updated README content with project overview, dashboard usage guidance, and repository navigation.</w:t>
+      </w:r>
+    </w:p>
+    <w:p>
+      <w:pPr>
+        <w:pStyle w:val="NormalWeb"/>
+        <w:numPr>
+          <w:ilvl w:val="0"/>
+          <w:numId w:val="58"/>
+        </w:numPr>
+        <w:spacing w:line="276" w:lineRule="auto"/>
         <w:rPr>
           <w:rFonts w:ascii="Cambria" w:hAnsi="Cambria"/>
         </w:rPr>
-        <w:t>Prepared a concise progress summary for the report appendices.</w:t>
+      </w:pPr>
+      <w:r>
+        <w:t xml:space="preserve">Added </w:t>
+      </w:r>
+      <w:proofErr w:type="spellStart"/>
+      <w:r>
+        <w:t>sql</w:t>
+      </w:r>
+      <w:proofErr w:type="spellEnd"/>
+      <w:r>
+        <w:t>/10_data_quality_validation.sql to validate product and seller IDs referenced by order items; the check returned 112,650 rows, zero unmatched product IDs, and zero unmatched seller IDs.</w:t>
       </w:r>
     </w:p>
     <w:p>
@@ -10604,10 +10506,23 @@
         </w:rPr>
       </w:pPr>
       <w:r>
+        <w:t>Committed and pushed the README, report, progress log, and SQL validation script to GitHub; integrated the remote GitHub commit safely before pushing.</w:t>
+      </w:r>
+    </w:p>
+    <w:p>
+      <w:pPr>
+        <w:pStyle w:val="NormalWeb"/>
+        <w:numPr>
+          <w:ilvl w:val="0"/>
+          <w:numId w:val="58"/>
+        </w:numPr>
+        <w:spacing w:line="276" w:lineRule="auto"/>
         <w:rPr>
           <w:rFonts w:ascii="Cambria" w:hAnsi="Cambria"/>
         </w:rPr>
-        <w:t>Defined the separation between the detailed development log and the main report.</w:t>
+      </w:pPr>
+      <w:r>
+        <w:t>Consolidated the project narrative: business problem, dataset, analytical approach, tools, findings, recommendations, and interview walkthrough points.</w:t>
       </w:r>
     </w:p>
     <w:p>
@@ -10623,68 +10538,13 @@
         </w:rPr>
       </w:pPr>
       <w:r>
-        <w:rPr>
-          <w:rFonts w:ascii="Cambria" w:hAnsi="Cambria"/>
-        </w:rPr>
-        <w:t>Prepared dashboard usage instructions for the GitHub README.</w:t>
-      </w:r>
-    </w:p>
-    <w:p>
-      <w:pPr>
-        <w:pStyle w:val="NormalWeb"/>
-        <w:numPr>
-          <w:ilvl w:val="0"/>
-          <w:numId w:val="58"/>
-        </w:numPr>
-        <w:spacing w:line="276" w:lineRule="auto"/>
-        <w:rPr>
-          <w:rFonts w:ascii="Cambria" w:hAnsi="Cambria"/>
-        </w:rPr>
-      </w:pPr>
-      <w:r>
-        <w:rPr>
-          <w:rFonts w:ascii="Cambria" w:hAnsi="Cambria"/>
-        </w:rPr>
-        <w:lastRenderedPageBreak/>
-        <w:t>Organized the planned documentation structure for the project's key files and resources.</w:t>
-      </w:r>
-    </w:p>
-    <w:p>
-      <w:pPr>
-        <w:pStyle w:val="NormalWeb"/>
-        <w:numPr>
-          <w:ilvl w:val="0"/>
-          <w:numId w:val="58"/>
-        </w:numPr>
-        <w:spacing w:line="276" w:lineRule="auto"/>
-        <w:rPr>
-          <w:rFonts w:ascii="Cambria" w:hAnsi="Cambria"/>
-        </w:rPr>
-      </w:pPr>
-      <w:r>
-        <w:rPr>
-          <w:rFonts w:ascii="Cambria" w:hAnsi="Cambria"/>
-        </w:rPr>
-        <w:t>Consolidated the project narrative covering the business problem, dataset, analytical approach, tools, findings, and recommendations.</w:t>
-      </w:r>
-    </w:p>
-    <w:p>
-      <w:pPr>
-        <w:pStyle w:val="NormalWeb"/>
-        <w:numPr>
-          <w:ilvl w:val="0"/>
-          <w:numId w:val="58"/>
-        </w:numPr>
-        <w:spacing w:line="276" w:lineRule="auto"/>
-        <w:rPr>
-          <w:rFonts w:ascii="Cambria" w:hAnsi="Cambria"/>
-        </w:rPr>
-      </w:pPr>
-      <w:r>
-        <w:rPr>
-          <w:rFonts w:ascii="Cambria" w:hAnsi="Cambria"/>
-        </w:rPr>
-        <w:t>Identified the final review criteria for metric consistency, screenshots, file paths, section numbering, and repository documentation.</w:t>
+        <w:t>Identified final review criteria for metric consistency, screenshots, file paths, section numbering, and repository</w:t>
+      </w:r>
+      <w:r>
+        <w:t xml:space="preserve"> </w:t>
+      </w:r>
+      <w:r>
+        <w:t>documentation.</w:t>
       </w:r>
     </w:p>
     <w:p>
@@ -10719,7 +10579,7 @@
         <w:rPr>
           <w:rFonts w:ascii="Cambria" w:hAnsi="Cambria"/>
         </w:rPr>
-        <w:t>Project report content.</w:t>
+        <w:t>Docs/E-commerce_Revenue_Customer_Intelligence_Project_Report.docx</w:t>
       </w:r>
     </w:p>
     <w:p>
@@ -10738,7 +10598,7 @@
         <w:rPr>
           <w:rFonts w:ascii="Cambria" w:hAnsi="Cambria"/>
         </w:rPr>
-        <w:t>Progress-log documentation.</w:t>
+        <w:t>docs/Project_Progress_Log.docx</w:t>
       </w:r>
     </w:p>
     <w:p>
@@ -10753,60 +10613,76 @@
           <w:rFonts w:ascii="Cambria" w:hAnsi="Cambria"/>
         </w:rPr>
       </w:pPr>
-      <w:r>
+      <w:proofErr w:type="spellStart"/>
+      <w:r>
+        <w:t>sql</w:t>
+      </w:r>
+      <w:proofErr w:type="spellEnd"/>
+      <w:r>
+        <w:t>/10_data_quality_validation.sql</w:t>
+      </w:r>
+    </w:p>
+    <w:p>
+      <w:pPr>
+        <w:pStyle w:val="NormalWeb"/>
+        <w:numPr>
+          <w:ilvl w:val="0"/>
+          <w:numId w:val="59"/>
+        </w:numPr>
+        <w:spacing w:line="276" w:lineRule="auto"/>
         <w:rPr>
           <w:rFonts w:ascii="Cambria" w:hAnsi="Cambria"/>
         </w:rPr>
-        <w:t>README dashboard usage content.</w:t>
-      </w:r>
-    </w:p>
-    <w:p>
-      <w:pPr>
-        <w:pStyle w:val="NormalWeb"/>
-        <w:numPr>
-          <w:ilvl w:val="0"/>
-          <w:numId w:val="59"/>
-        </w:numPr>
-        <w:spacing w:line="276" w:lineRule="auto"/>
+      </w:pPr>
+      <w:r>
         <w:rPr>
           <w:rFonts w:ascii="Cambria" w:hAnsi="Cambria"/>
         </w:rPr>
-      </w:pPr>
+        <w:t xml:space="preserve">Updated </w:t>
+      </w:r>
       <w:r>
         <w:rPr>
           <w:rFonts w:ascii="Cambria" w:hAnsi="Cambria"/>
         </w:rPr>
-        <w:t>Project walkthrough outline for interviews.</w:t>
-      </w:r>
-    </w:p>
-    <w:p>
-      <w:pPr>
-        <w:pStyle w:val="NormalWeb"/>
-        <w:numPr>
-          <w:ilvl w:val="0"/>
-          <w:numId w:val="59"/>
-        </w:numPr>
-        <w:spacing w:line="276" w:lineRule="auto"/>
+        <w:t>README</w:t>
+      </w:r>
+      <w:r>
         <w:rPr>
           <w:rFonts w:ascii="Cambria" w:hAnsi="Cambria"/>
         </w:rPr>
-      </w:pPr>
-      <w:r>
-        <w:rPr>
-          <w:rFonts w:ascii="Cambria" w:hAnsi="Cambria"/>
-        </w:rPr>
-        <w:t>Final review checklist.</w:t>
+        <w:t>.md</w:t>
       </w:r>
     </w:p>
     <w:p>
       <w:pPr>
         <w:pStyle w:val="NormalWeb"/>
         <w:spacing w:line="276" w:lineRule="auto"/>
-        <w:ind w:left="720"/>
-        <w:rPr>
-          <w:rFonts w:ascii="Cambria" w:hAnsi="Cambria"/>
-        </w:rPr>
-      </w:pPr>
+        <w:rPr>
+          <w:rFonts w:asciiTheme="minorHAnsi" w:hAnsiTheme="minorHAnsi"/>
+        </w:rPr>
+      </w:pPr>
+      <w:r>
+        <w:rPr>
+          <w:rFonts w:asciiTheme="minorHAnsi" w:hAnsiTheme="minorHAnsi"/>
+        </w:rPr>
+        <w:t>Methodology Notes</w:t>
+      </w:r>
+    </w:p>
+    <w:p>
+      <w:pPr>
+        <w:pStyle w:val="NormalWeb"/>
+        <w:numPr>
+          <w:ilvl w:val="0"/>
+          <w:numId w:val="61"/>
+        </w:numPr>
+        <w:spacing w:line="276" w:lineRule="auto"/>
+        <w:rPr>
+          <w:rFonts w:asciiTheme="minorHAnsi" w:hAnsiTheme="minorHAnsi"/>
+        </w:rPr>
+      </w:pPr>
+      <w:r>
+        <w:t>Repository changes were pushed successfully. Remaining portfolio checks, if any, should be treated as optional final presentation checks rather than unfinished Day 19–20 deliverables.</w:t>
+      </w:r>
     </w:p>
     <w:p>
       <w:pPr>
@@ -10816,6 +10692,15 @@
           <w:rFonts w:ascii="Cambria" w:hAnsi="Cambria"/>
         </w:rPr>
       </w:pPr>
+    </w:p>
+    <w:p>
+      <w:pPr>
+        <w:pStyle w:val="NormalWeb"/>
+        <w:spacing w:line="276" w:lineRule="auto"/>
+        <w:rPr>
+          <w:rFonts w:ascii="Cambria" w:hAnsi="Cambria"/>
+        </w:rPr>
+      </w:pPr>
       <w:r>
         <w:rPr>
           <w:rStyle w:val="Strong"/>
@@ -10841,7 +10726,7 @@
           <w:rFonts w:ascii="Cambria" w:hAnsi="Cambria"/>
         </w:rPr>
         <w:pict w14:anchorId="5BD81884">
-          <v:rect id="_x0000_i1081" style="width:0;height:1.5pt" o:hralign="center" o:hrstd="t" o:hr="t" fillcolor="#a0a0a0" stroked="f"/>
+          <v:rect id="_x0000_i1025" style="width:0;height:1.5pt" o:hralign="center" o:hrstd="t" o:hr="t" fillcolor="#a0a0a0" stroked="f"/>
         </w:pict>
       </w:r>
     </w:p>
@@ -10877,30 +10762,30 @@
     </w:p>
     <w:p>
       <w:pPr>
-        <w:pStyle w:val="NormalWeb"/>
-        <w:rPr>
-          <w:rFonts w:ascii="Cambria" w:hAnsi="Cambria"/>
-        </w:rPr>
-      </w:pPr>
-      <w:r>
-        <w:rPr>
-          <w:rFonts w:ascii="Cambria" w:hAnsi="Cambria"/>
-        </w:rPr>
-        <w:t>The project documentation has been organized to support portfolio presentation and technical review. The main report communicates the business problem, analytical approach, key findings, recommendations, and limitations. The GitHub README provides project access and usage guidance, while the detailed progress log records the development workflow and major deliverables.</w:t>
-      </w:r>
-    </w:p>
-    <w:p>
-      <w:pPr>
-        <w:pStyle w:val="NormalWeb"/>
-        <w:rPr>
-          <w:rFonts w:ascii="Cambria" w:hAnsi="Cambria"/>
-        </w:rPr>
-      </w:pPr>
-      <w:r>
-        <w:rPr>
-          <w:rFonts w:ascii="Cambria" w:hAnsi="Cambria"/>
-        </w:rPr>
-        <w:t>The project is documented using a reproducible, evidence-oriented approach, with analytical claims intended to be supported by the underlying SQL queries, Power BI calculations, and available project files.</w:t>
+        <w:spacing w:line="276" w:lineRule="auto"/>
+      </w:pPr>
+      <w:r>
+        <w:t>The project documentation has been organized to support portfolio presentation and technical review. The main report communicates the business problem, analytical approach, key findings, recommendations, and limitations. The GitHub README provides project access and usage guidance, while this detailed progress log records the development workflow and major deliverables.</w:t>
+      </w:r>
+    </w:p>
+    <w:p>
+      <w:pPr>
+        <w:spacing w:line="276" w:lineRule="auto"/>
+      </w:pPr>
+      <w:r>
+        <w:t xml:space="preserve">The project uses an evidence-oriented approach: analytical claims should be supported by the underlying SQL queries, Power BI calculations, and available project files. The product/seller relationship validation </w:t>
+      </w:r>
+      <w:r>
+        <w:lastRenderedPageBreak/>
+        <w:t xml:space="preserve">in </w:t>
+      </w:r>
+      <w:proofErr w:type="spellStart"/>
+      <w:r>
+        <w:t>sql</w:t>
+      </w:r>
+      <w:proofErr w:type="spellEnd"/>
+      <w:r>
+        <w:t>/10_data_quality_validation.sql is limited to those specific relationships and should not be presented as a complete validation of every data-quality dimension.</w:t>
       </w:r>
     </w:p>
     <w:p>
@@ -10989,6 +10874,27 @@
 <file path=word/numbering.xml><?xml version="1.0" encoding="utf-8"?>
 <w:numbering xmlns:wpc="http://schemas.microsoft.com/office/word/2010/wordprocessingCanvas" xmlns:cx="http://schemas.microsoft.com/office/drawing/2014/chartex" xmlns:cx1="http://schemas.microsoft.com/office/drawing/2015/9/8/chartex" xmlns:cx2="http://schemas.microsoft.com/office/drawing/2015/10/21/chartex" xmlns:cx3="http://schemas.microsoft.com/office/drawing/2016/5/9/chartex" xmlns:cx4="http://schemas.microsoft.com/office/drawing/2016/5/10/chartex" xmlns:cx5="http://schemas.microsoft.com/office/drawing/2016/5/11/chartex" xmlns:cx6="http://schemas.microsoft.com/office/drawing/2016/5/12/chartex" xmlns:cx7="http://schemas.microsoft.com/office/drawing/2016/5/13/chartex" xmlns:cx8="http://schemas.microsoft.com/office/drawing/2016/5/14/chartex" xmlns:mc="http://schemas.openxmlformats.org/markup-compatibility/2006" xmlns:aink="http://schemas.microsoft.com/office/drawing/2016/ink" xmlns:am3d="http://schemas.microsoft.com/office/drawing/2017/model3d" xmlns:o="urn:schemas-microsoft-com:office:office" xmlns:r="http://schemas.openxmlformats.org/officeDocument/2006/relationships" xmlns:m="http://schemas.openxmlformats.org/officeDocument/2006/math" xmlns:v="urn:schemas-microsoft-com:vml" xmlns:wp14="http://schemas.microsoft.com/office/word/2010/wordprocessingDrawing" xmlns:wp="http://schemas.openxmlformats.org/drawingml/2006/wordprocessingDrawing" xmlns:w10="urn:schemas-microsoft-com:office:word" xmlns:w="http://schemas.openxmlformats.org/wordprocessingml/2006/main" xmlns:w14="http://schemas.microsoft.com/office/word/2010/wordml" xmlns:w15="http://schemas.microsoft.com/office/word/2012/wordml" xmlns:w16cex="http://schemas.microsoft.com/office/word/2018/wordml/cex" xmlns:w16cid="http://schemas.microsoft.com/office/word/2016/wordml/cid" xmlns:w16="http://schemas.microsoft.com/office/word/2018/wordml" xmlns:w16sdtdh="http://schemas.microsoft.com/office/word/2020/wordml/sdtdatahash" xmlns:w16se="http://schemas.microsoft.com/office/word/2015/wordml/symex" xmlns:wpg="http://schemas.microsoft.com/office/word/2010/wordprocessingGroup" xmlns:wpi="http://schemas.microsoft.com/office/word/2010/wordprocessingInk" xmlns:wne="http://schemas.microsoft.com/office/word/2006/wordml" xmlns:wps="http://schemas.microsoft.com/office/word/2010/wordprocessingShape" mc:Ignorable="w14 w15 w16se w16cid w16 w16cex w16sdtdh wp14">
   <w:abstractNum w:abstractNumId="0" w15:restartNumberingAfterBreak="0">
+    <w:nsid w:val="FFFFFF89"/>
+    <w:multiLevelType w:val="singleLevel"/>
+    <w:tmpl w:val="41B4F7EE"/>
+    <w:lvl w:ilvl="0">
+      <w:start w:val="1"/>
+      <w:numFmt w:val="bullet"/>
+      <w:pStyle w:val="ListBullet"/>
+      <w:lvlText w:val=""/>
+      <w:lvlJc w:val="left"/>
+      <w:pPr>
+        <w:tabs>
+          <w:tab w:val="num" w:pos="360"/>
+        </w:tabs>
+        <w:ind w:left="360" w:hanging="360"/>
+      </w:pPr>
+      <w:rPr>
+        <w:rFonts w:ascii="Symbol" w:hAnsi="Symbol" w:hint="default"/>
+      </w:rPr>
+    </w:lvl>
+  </w:abstractNum>
+  <w:abstractNum w:abstractNumId="1" w15:restartNumberingAfterBreak="0">
     <w:nsid w:val="095F43BF"/>
     <w:multiLevelType w:val="hybridMultilevel"/>
     <w:tmpl w:val="89AAD22E"/>
@@ -11101,7 +11007,7 @@
       </w:rPr>
     </w:lvl>
   </w:abstractNum>
-  <w:abstractNum w:abstractNumId="1" w15:restartNumberingAfterBreak="0">
+  <w:abstractNum w:abstractNumId="2" w15:restartNumberingAfterBreak="0">
     <w:nsid w:val="09A9515B"/>
     <w:multiLevelType w:val="hybridMultilevel"/>
     <w:tmpl w:val="A50E7B1E"/>
@@ -11214,7 +11120,7 @@
       </w:rPr>
     </w:lvl>
   </w:abstractNum>
-  <w:abstractNum w:abstractNumId="2" w15:restartNumberingAfterBreak="0">
+  <w:abstractNum w:abstractNumId="3" w15:restartNumberingAfterBreak="0">
     <w:nsid w:val="0B905640"/>
     <w:multiLevelType w:val="hybridMultilevel"/>
     <w:tmpl w:val="1C146BDA"/>
@@ -11327,7 +11233,7 @@
       </w:rPr>
     </w:lvl>
   </w:abstractNum>
-  <w:abstractNum w:abstractNumId="3" w15:restartNumberingAfterBreak="0">
+  <w:abstractNum w:abstractNumId="4" w15:restartNumberingAfterBreak="0">
     <w:nsid w:val="0C885F62"/>
     <w:multiLevelType w:val="hybridMultilevel"/>
     <w:tmpl w:val="EEA28684"/>
@@ -11440,7 +11346,7 @@
       </w:rPr>
     </w:lvl>
   </w:abstractNum>
-  <w:abstractNum w:abstractNumId="4" w15:restartNumberingAfterBreak="0">
+  <w:abstractNum w:abstractNumId="5" w15:restartNumberingAfterBreak="0">
     <w:nsid w:val="0FC06FF6"/>
     <w:multiLevelType w:val="hybridMultilevel"/>
     <w:tmpl w:val="07349FEC"/>
@@ -11553,7 +11459,7 @@
       </w:rPr>
     </w:lvl>
   </w:abstractNum>
-  <w:abstractNum w:abstractNumId="5" w15:restartNumberingAfterBreak="0">
+  <w:abstractNum w:abstractNumId="6" w15:restartNumberingAfterBreak="0">
     <w:nsid w:val="14CC0310"/>
     <w:multiLevelType w:val="hybridMultilevel"/>
     <w:tmpl w:val="4B543262"/>
@@ -11666,7 +11572,7 @@
       </w:rPr>
     </w:lvl>
   </w:abstractNum>
-  <w:abstractNum w:abstractNumId="6" w15:restartNumberingAfterBreak="0">
+  <w:abstractNum w:abstractNumId="7" w15:restartNumberingAfterBreak="0">
     <w:nsid w:val="168A55BA"/>
     <w:multiLevelType w:val="hybridMultilevel"/>
     <w:tmpl w:val="FB4AE1BE"/>
@@ -11779,7 +11685,7 @@
       </w:rPr>
     </w:lvl>
   </w:abstractNum>
-  <w:abstractNum w:abstractNumId="7" w15:restartNumberingAfterBreak="0">
+  <w:abstractNum w:abstractNumId="8" w15:restartNumberingAfterBreak="0">
     <w:nsid w:val="188B380F"/>
     <w:multiLevelType w:val="hybridMultilevel"/>
     <w:tmpl w:val="CD3C154A"/>
@@ -11892,7 +11798,7 @@
       </w:rPr>
     </w:lvl>
   </w:abstractNum>
-  <w:abstractNum w:abstractNumId="8" w15:restartNumberingAfterBreak="0">
+  <w:abstractNum w:abstractNumId="9" w15:restartNumberingAfterBreak="0">
     <w:nsid w:val="19C8512F"/>
     <w:multiLevelType w:val="hybridMultilevel"/>
     <w:tmpl w:val="8918EA2E"/>
@@ -12005,7 +11911,7 @@
       </w:rPr>
     </w:lvl>
   </w:abstractNum>
-  <w:abstractNum w:abstractNumId="9" w15:restartNumberingAfterBreak="0">
+  <w:abstractNum w:abstractNumId="10" w15:restartNumberingAfterBreak="0">
     <w:nsid w:val="1B67003B"/>
     <w:multiLevelType w:val="hybridMultilevel"/>
     <w:tmpl w:val="0E0C4958"/>
@@ -12118,7 +12024,7 @@
       </w:rPr>
     </w:lvl>
   </w:abstractNum>
-  <w:abstractNum w:abstractNumId="10" w15:restartNumberingAfterBreak="0">
+  <w:abstractNum w:abstractNumId="11" w15:restartNumberingAfterBreak="0">
     <w:nsid w:val="1E3E7A85"/>
     <w:multiLevelType w:val="hybridMultilevel"/>
     <w:tmpl w:val="32C08178"/>
@@ -12231,7 +12137,7 @@
       </w:rPr>
     </w:lvl>
   </w:abstractNum>
-  <w:abstractNum w:abstractNumId="11" w15:restartNumberingAfterBreak="0">
+  <w:abstractNum w:abstractNumId="12" w15:restartNumberingAfterBreak="0">
     <w:nsid w:val="1F496230"/>
     <w:multiLevelType w:val="hybridMultilevel"/>
     <w:tmpl w:val="0BDEA9AA"/>
@@ -12344,7 +12250,7 @@
       </w:rPr>
     </w:lvl>
   </w:abstractNum>
-  <w:abstractNum w:abstractNumId="12" w15:restartNumberingAfterBreak="0">
+  <w:abstractNum w:abstractNumId="13" w15:restartNumberingAfterBreak="0">
     <w:nsid w:val="1F7E66AE"/>
     <w:multiLevelType w:val="hybridMultilevel"/>
     <w:tmpl w:val="E3164044"/>
@@ -12457,7 +12363,7 @@
       </w:rPr>
     </w:lvl>
   </w:abstractNum>
-  <w:abstractNum w:abstractNumId="13" w15:restartNumberingAfterBreak="0">
+  <w:abstractNum w:abstractNumId="14" w15:restartNumberingAfterBreak="0">
     <w:nsid w:val="20E768FA"/>
     <w:multiLevelType w:val="hybridMultilevel"/>
     <w:tmpl w:val="F814B2C2"/>
@@ -12570,7 +12476,7 @@
       </w:rPr>
     </w:lvl>
   </w:abstractNum>
-  <w:abstractNum w:abstractNumId="14" w15:restartNumberingAfterBreak="0">
+  <w:abstractNum w:abstractNumId="15" w15:restartNumberingAfterBreak="0">
     <w:nsid w:val="22E02392"/>
     <w:multiLevelType w:val="multilevel"/>
     <w:tmpl w:val="AFA49AC2"/>
@@ -12719,7 +12625,7 @@
       </w:rPr>
     </w:lvl>
   </w:abstractNum>
-  <w:abstractNum w:abstractNumId="15" w15:restartNumberingAfterBreak="0">
+  <w:abstractNum w:abstractNumId="16" w15:restartNumberingAfterBreak="0">
     <w:nsid w:val="240A5106"/>
     <w:multiLevelType w:val="hybridMultilevel"/>
     <w:tmpl w:val="52A6052E"/>
@@ -12832,7 +12738,7 @@
       </w:rPr>
     </w:lvl>
   </w:abstractNum>
-  <w:abstractNum w:abstractNumId="16" w15:restartNumberingAfterBreak="0">
+  <w:abstractNum w:abstractNumId="17" w15:restartNumberingAfterBreak="0">
     <w:nsid w:val="244E7653"/>
     <w:multiLevelType w:val="hybridMultilevel"/>
     <w:tmpl w:val="3710CB00"/>
@@ -12945,7 +12851,120 @@
       </w:rPr>
     </w:lvl>
   </w:abstractNum>
-  <w:abstractNum w:abstractNumId="17" w15:restartNumberingAfterBreak="0">
+  <w:abstractNum w:abstractNumId="18" w15:restartNumberingAfterBreak="0">
+    <w:nsid w:val="257F40CF"/>
+    <w:multiLevelType w:val="hybridMultilevel"/>
+    <w:tmpl w:val="E9DAFA5E"/>
+    <w:lvl w:ilvl="0" w:tplc="04090001">
+      <w:start w:val="1"/>
+      <w:numFmt w:val="bullet"/>
+      <w:lvlText w:val=""/>
+      <w:lvlJc w:val="left"/>
+      <w:pPr>
+        <w:ind w:left="720" w:hanging="360"/>
+      </w:pPr>
+      <w:rPr>
+        <w:rFonts w:ascii="Symbol" w:hAnsi="Symbol" w:hint="default"/>
+      </w:rPr>
+    </w:lvl>
+    <w:lvl w:ilvl="1" w:tplc="04090003" w:tentative="1">
+      <w:start w:val="1"/>
+      <w:numFmt w:val="bullet"/>
+      <w:lvlText w:val="o"/>
+      <w:lvlJc w:val="left"/>
+      <w:pPr>
+        <w:ind w:left="1440" w:hanging="360"/>
+      </w:pPr>
+      <w:rPr>
+        <w:rFonts w:ascii="Courier New" w:hAnsi="Courier New" w:cs="Courier New" w:hint="default"/>
+      </w:rPr>
+    </w:lvl>
+    <w:lvl w:ilvl="2" w:tplc="04090005" w:tentative="1">
+      <w:start w:val="1"/>
+      <w:numFmt w:val="bullet"/>
+      <w:lvlText w:val=""/>
+      <w:lvlJc w:val="left"/>
+      <w:pPr>
+        <w:ind w:left="2160" w:hanging="360"/>
+      </w:pPr>
+      <w:rPr>
+        <w:rFonts w:ascii="Wingdings" w:hAnsi="Wingdings" w:hint="default"/>
+      </w:rPr>
+    </w:lvl>
+    <w:lvl w:ilvl="3" w:tplc="04090001" w:tentative="1">
+      <w:start w:val="1"/>
+      <w:numFmt w:val="bullet"/>
+      <w:lvlText w:val=""/>
+      <w:lvlJc w:val="left"/>
+      <w:pPr>
+        <w:ind w:left="2880" w:hanging="360"/>
+      </w:pPr>
+      <w:rPr>
+        <w:rFonts w:ascii="Symbol" w:hAnsi="Symbol" w:hint="default"/>
+      </w:rPr>
+    </w:lvl>
+    <w:lvl w:ilvl="4" w:tplc="04090003" w:tentative="1">
+      <w:start w:val="1"/>
+      <w:numFmt w:val="bullet"/>
+      <w:lvlText w:val="o"/>
+      <w:lvlJc w:val="left"/>
+      <w:pPr>
+        <w:ind w:left="3600" w:hanging="360"/>
+      </w:pPr>
+      <w:rPr>
+        <w:rFonts w:ascii="Courier New" w:hAnsi="Courier New" w:cs="Courier New" w:hint="default"/>
+      </w:rPr>
+    </w:lvl>
+    <w:lvl w:ilvl="5" w:tplc="04090005" w:tentative="1">
+      <w:start w:val="1"/>
+      <w:numFmt w:val="bullet"/>
+      <w:lvlText w:val=""/>
+      <w:lvlJc w:val="left"/>
+      <w:pPr>
+        <w:ind w:left="4320" w:hanging="360"/>
+      </w:pPr>
+      <w:rPr>
+        <w:rFonts w:ascii="Wingdings" w:hAnsi="Wingdings" w:hint="default"/>
+      </w:rPr>
+    </w:lvl>
+    <w:lvl w:ilvl="6" w:tplc="04090001" w:tentative="1">
+      <w:start w:val="1"/>
+      <w:numFmt w:val="bullet"/>
+      <w:lvlText w:val=""/>
+      <w:lvlJc w:val="left"/>
+      <w:pPr>
+        <w:ind w:left="5040" w:hanging="360"/>
+      </w:pPr>
+      <w:rPr>
+        <w:rFonts w:ascii="Symbol" w:hAnsi="Symbol" w:hint="default"/>
+      </w:rPr>
+    </w:lvl>
+    <w:lvl w:ilvl="7" w:tplc="04090003" w:tentative="1">
+      <w:start w:val="1"/>
+      <w:numFmt w:val="bullet"/>
+      <w:lvlText w:val="o"/>
+      <w:lvlJc w:val="left"/>
+      <w:pPr>
+        <w:ind w:left="5760" w:hanging="360"/>
+      </w:pPr>
+      <w:rPr>
+        <w:rFonts w:ascii="Courier New" w:hAnsi="Courier New" w:cs="Courier New" w:hint="default"/>
+      </w:rPr>
+    </w:lvl>
+    <w:lvl w:ilvl="8" w:tplc="04090005" w:tentative="1">
+      <w:start w:val="1"/>
+      <w:numFmt w:val="bullet"/>
+      <w:lvlText w:val=""/>
+      <w:lvlJc w:val="left"/>
+      <w:pPr>
+        <w:ind w:left="6480" w:hanging="360"/>
+      </w:pPr>
+      <w:rPr>
+        <w:rFonts w:ascii="Wingdings" w:hAnsi="Wingdings" w:hint="default"/>
+      </w:rPr>
+    </w:lvl>
+  </w:abstractNum>
+  <w:abstractNum w:abstractNumId="19" w15:restartNumberingAfterBreak="0">
     <w:nsid w:val="29402D24"/>
     <w:multiLevelType w:val="hybridMultilevel"/>
     <w:tmpl w:val="F4F87338"/>
@@ -13058,7 +13077,7 @@
       </w:rPr>
     </w:lvl>
   </w:abstractNum>
-  <w:abstractNum w:abstractNumId="18" w15:restartNumberingAfterBreak="0">
+  <w:abstractNum w:abstractNumId="20" w15:restartNumberingAfterBreak="0">
     <w:nsid w:val="2B005C71"/>
     <w:multiLevelType w:val="multilevel"/>
     <w:tmpl w:val="34E0CD40"/>
@@ -13207,7 +13226,120 @@
       </w:rPr>
     </w:lvl>
   </w:abstractNum>
-  <w:abstractNum w:abstractNumId="19" w15:restartNumberingAfterBreak="0">
+  <w:abstractNum w:abstractNumId="21" w15:restartNumberingAfterBreak="0">
+    <w:nsid w:val="2DF0087F"/>
+    <w:multiLevelType w:val="hybridMultilevel"/>
+    <w:tmpl w:val="59CAEE82"/>
+    <w:lvl w:ilvl="0" w:tplc="04090001">
+      <w:start w:val="1"/>
+      <w:numFmt w:val="bullet"/>
+      <w:lvlText w:val=""/>
+      <w:lvlJc w:val="left"/>
+      <w:pPr>
+        <w:ind w:left="720" w:hanging="360"/>
+      </w:pPr>
+      <w:rPr>
+        <w:rFonts w:ascii="Symbol" w:hAnsi="Symbol" w:hint="default"/>
+      </w:rPr>
+    </w:lvl>
+    <w:lvl w:ilvl="1" w:tplc="04090003" w:tentative="1">
+      <w:start w:val="1"/>
+      <w:numFmt w:val="bullet"/>
+      <w:lvlText w:val="o"/>
+      <w:lvlJc w:val="left"/>
+      <w:pPr>
+        <w:ind w:left="1440" w:hanging="360"/>
+      </w:pPr>
+      <w:rPr>
+        <w:rFonts w:ascii="Courier New" w:hAnsi="Courier New" w:cs="Courier New" w:hint="default"/>
+      </w:rPr>
+    </w:lvl>
+    <w:lvl w:ilvl="2" w:tplc="04090005" w:tentative="1">
+      <w:start w:val="1"/>
+      <w:numFmt w:val="bullet"/>
+      <w:lvlText w:val=""/>
+      <w:lvlJc w:val="left"/>
+      <w:pPr>
+        <w:ind w:left="2160" w:hanging="360"/>
+      </w:pPr>
+      <w:rPr>
+        <w:rFonts w:ascii="Wingdings" w:hAnsi="Wingdings" w:hint="default"/>
+      </w:rPr>
+    </w:lvl>
+    <w:lvl w:ilvl="3" w:tplc="04090001" w:tentative="1">
+      <w:start w:val="1"/>
+      <w:numFmt w:val="bullet"/>
+      <w:lvlText w:val=""/>
+      <w:lvlJc w:val="left"/>
+      <w:pPr>
+        <w:ind w:left="2880" w:hanging="360"/>
+      </w:pPr>
+      <w:rPr>
+        <w:rFonts w:ascii="Symbol" w:hAnsi="Symbol" w:hint="default"/>
+      </w:rPr>
+    </w:lvl>
+    <w:lvl w:ilvl="4" w:tplc="04090003" w:tentative="1">
+      <w:start w:val="1"/>
+      <w:numFmt w:val="bullet"/>
+      <w:lvlText w:val="o"/>
+      <w:lvlJc w:val="left"/>
+      <w:pPr>
+        <w:ind w:left="3600" w:hanging="360"/>
+      </w:pPr>
+      <w:rPr>
+        <w:rFonts w:ascii="Courier New" w:hAnsi="Courier New" w:cs="Courier New" w:hint="default"/>
+      </w:rPr>
+    </w:lvl>
+    <w:lvl w:ilvl="5" w:tplc="04090005" w:tentative="1">
+      <w:start w:val="1"/>
+      <w:numFmt w:val="bullet"/>
+      <w:lvlText w:val=""/>
+      <w:lvlJc w:val="left"/>
+      <w:pPr>
+        <w:ind w:left="4320" w:hanging="360"/>
+      </w:pPr>
+      <w:rPr>
+        <w:rFonts w:ascii="Wingdings" w:hAnsi="Wingdings" w:hint="default"/>
+      </w:rPr>
+    </w:lvl>
+    <w:lvl w:ilvl="6" w:tplc="04090001" w:tentative="1">
+      <w:start w:val="1"/>
+      <w:numFmt w:val="bullet"/>
+      <w:lvlText w:val=""/>
+      <w:lvlJc w:val="left"/>
+      <w:pPr>
+        <w:ind w:left="5040" w:hanging="360"/>
+      </w:pPr>
+      <w:rPr>
+        <w:rFonts w:ascii="Symbol" w:hAnsi="Symbol" w:hint="default"/>
+      </w:rPr>
+    </w:lvl>
+    <w:lvl w:ilvl="7" w:tplc="04090003" w:tentative="1">
+      <w:start w:val="1"/>
+      <w:numFmt w:val="bullet"/>
+      <w:lvlText w:val="o"/>
+      <w:lvlJc w:val="left"/>
+      <w:pPr>
+        <w:ind w:left="5760" w:hanging="360"/>
+      </w:pPr>
+      <w:rPr>
+        <w:rFonts w:ascii="Courier New" w:hAnsi="Courier New" w:cs="Courier New" w:hint="default"/>
+      </w:rPr>
+    </w:lvl>
+    <w:lvl w:ilvl="8" w:tplc="04090005" w:tentative="1">
+      <w:start w:val="1"/>
+      <w:numFmt w:val="bullet"/>
+      <w:lvlText w:val=""/>
+      <w:lvlJc w:val="left"/>
+      <w:pPr>
+        <w:ind w:left="6480" w:hanging="360"/>
+      </w:pPr>
+      <w:rPr>
+        <w:rFonts w:ascii="Wingdings" w:hAnsi="Wingdings" w:hint="default"/>
+      </w:rPr>
+    </w:lvl>
+  </w:abstractNum>
+  <w:abstractNum w:abstractNumId="22" w15:restartNumberingAfterBreak="0">
     <w:nsid w:val="34F01399"/>
     <w:multiLevelType w:val="hybridMultilevel"/>
     <w:tmpl w:val="216ED8C2"/>
@@ -13320,7 +13452,7 @@
       </w:rPr>
     </w:lvl>
   </w:abstractNum>
-  <w:abstractNum w:abstractNumId="20" w15:restartNumberingAfterBreak="0">
+  <w:abstractNum w:abstractNumId="23" w15:restartNumberingAfterBreak="0">
     <w:nsid w:val="364A0174"/>
     <w:multiLevelType w:val="hybridMultilevel"/>
     <w:tmpl w:val="F438A6B6"/>
@@ -13433,7 +13565,7 @@
       </w:rPr>
     </w:lvl>
   </w:abstractNum>
-  <w:abstractNum w:abstractNumId="21" w15:restartNumberingAfterBreak="0">
+  <w:abstractNum w:abstractNumId="24" w15:restartNumberingAfterBreak="0">
     <w:nsid w:val="372C6190"/>
     <w:multiLevelType w:val="hybridMultilevel"/>
     <w:tmpl w:val="1E54D496"/>
@@ -13546,7 +13678,7 @@
       </w:rPr>
     </w:lvl>
   </w:abstractNum>
-  <w:abstractNum w:abstractNumId="22" w15:restartNumberingAfterBreak="0">
+  <w:abstractNum w:abstractNumId="25" w15:restartNumberingAfterBreak="0">
     <w:nsid w:val="378F1607"/>
     <w:multiLevelType w:val="hybridMultilevel"/>
     <w:tmpl w:val="A3D8FD70"/>
@@ -13659,7 +13791,7 @@
       </w:rPr>
     </w:lvl>
   </w:abstractNum>
-  <w:abstractNum w:abstractNumId="23" w15:restartNumberingAfterBreak="0">
+  <w:abstractNum w:abstractNumId="26" w15:restartNumberingAfterBreak="0">
     <w:nsid w:val="382A6167"/>
     <w:multiLevelType w:val="hybridMultilevel"/>
     <w:tmpl w:val="0C5C7E00"/>
@@ -13772,7 +13904,7 @@
       </w:rPr>
     </w:lvl>
   </w:abstractNum>
-  <w:abstractNum w:abstractNumId="24" w15:restartNumberingAfterBreak="0">
+  <w:abstractNum w:abstractNumId="27" w15:restartNumberingAfterBreak="0">
     <w:nsid w:val="3B822FA9"/>
     <w:multiLevelType w:val="hybridMultilevel"/>
     <w:tmpl w:val="5EE4ACD4"/>
@@ -13885,7 +14017,7 @@
       </w:rPr>
     </w:lvl>
   </w:abstractNum>
-  <w:abstractNum w:abstractNumId="25" w15:restartNumberingAfterBreak="0">
+  <w:abstractNum w:abstractNumId="28" w15:restartNumberingAfterBreak="0">
     <w:nsid w:val="3B8470DD"/>
     <w:multiLevelType w:val="hybridMultilevel"/>
     <w:tmpl w:val="41F00D2C"/>
@@ -13998,7 +14130,7 @@
       </w:rPr>
     </w:lvl>
   </w:abstractNum>
-  <w:abstractNum w:abstractNumId="26" w15:restartNumberingAfterBreak="0">
+  <w:abstractNum w:abstractNumId="29" w15:restartNumberingAfterBreak="0">
     <w:nsid w:val="3DDD07E7"/>
     <w:multiLevelType w:val="hybridMultilevel"/>
     <w:tmpl w:val="C7BCE94A"/>
@@ -14111,7 +14243,7 @@
       </w:rPr>
     </w:lvl>
   </w:abstractNum>
-  <w:abstractNum w:abstractNumId="27" w15:restartNumberingAfterBreak="0">
+  <w:abstractNum w:abstractNumId="30" w15:restartNumberingAfterBreak="0">
     <w:nsid w:val="3F4860C0"/>
     <w:multiLevelType w:val="hybridMultilevel"/>
     <w:tmpl w:val="D9D6A8CC"/>
@@ -14224,7 +14356,7 @@
       </w:rPr>
     </w:lvl>
   </w:abstractNum>
-  <w:abstractNum w:abstractNumId="28" w15:restartNumberingAfterBreak="0">
+  <w:abstractNum w:abstractNumId="31" w15:restartNumberingAfterBreak="0">
     <w:nsid w:val="441A497A"/>
     <w:multiLevelType w:val="hybridMultilevel"/>
     <w:tmpl w:val="FDB22E04"/>
@@ -14337,7 +14469,7 @@
       </w:rPr>
     </w:lvl>
   </w:abstractNum>
-  <w:abstractNum w:abstractNumId="29" w15:restartNumberingAfterBreak="0">
+  <w:abstractNum w:abstractNumId="32" w15:restartNumberingAfterBreak="0">
     <w:nsid w:val="448A326B"/>
     <w:multiLevelType w:val="hybridMultilevel"/>
     <w:tmpl w:val="F6F81092"/>
@@ -14450,7 +14582,7 @@
       </w:rPr>
     </w:lvl>
   </w:abstractNum>
-  <w:abstractNum w:abstractNumId="30" w15:restartNumberingAfterBreak="0">
+  <w:abstractNum w:abstractNumId="33" w15:restartNumberingAfterBreak="0">
     <w:nsid w:val="44C2790B"/>
     <w:multiLevelType w:val="hybridMultilevel"/>
     <w:tmpl w:val="B8FE62BC"/>
@@ -14563,7 +14695,7 @@
       </w:rPr>
     </w:lvl>
   </w:abstractNum>
-  <w:abstractNum w:abstractNumId="31" w15:restartNumberingAfterBreak="0">
+  <w:abstractNum w:abstractNumId="34" w15:restartNumberingAfterBreak="0">
     <w:nsid w:val="457D1FB4"/>
     <w:multiLevelType w:val="multilevel"/>
     <w:tmpl w:val="F6F4A9EA"/>
@@ -14712,7 +14844,7 @@
       </w:rPr>
     </w:lvl>
   </w:abstractNum>
-  <w:abstractNum w:abstractNumId="32" w15:restartNumberingAfterBreak="0">
+  <w:abstractNum w:abstractNumId="35" w15:restartNumberingAfterBreak="0">
     <w:nsid w:val="45CC6D76"/>
     <w:multiLevelType w:val="hybridMultilevel"/>
     <w:tmpl w:val="163449FE"/>
@@ -14825,7 +14957,7 @@
       </w:rPr>
     </w:lvl>
   </w:abstractNum>
-  <w:abstractNum w:abstractNumId="33" w15:restartNumberingAfterBreak="0">
+  <w:abstractNum w:abstractNumId="36" w15:restartNumberingAfterBreak="0">
     <w:nsid w:val="46C412B1"/>
     <w:multiLevelType w:val="hybridMultilevel"/>
     <w:tmpl w:val="A50ADB12"/>
@@ -14911,7 +15043,7 @@
       </w:pPr>
     </w:lvl>
   </w:abstractNum>
-  <w:abstractNum w:abstractNumId="34" w15:restartNumberingAfterBreak="0">
+  <w:abstractNum w:abstractNumId="37" w15:restartNumberingAfterBreak="0">
     <w:nsid w:val="4A3C2DD8"/>
     <w:multiLevelType w:val="hybridMultilevel"/>
     <w:tmpl w:val="7AA6CC18"/>
@@ -15024,7 +15156,7 @@
       </w:rPr>
     </w:lvl>
   </w:abstractNum>
-  <w:abstractNum w:abstractNumId="35" w15:restartNumberingAfterBreak="0">
+  <w:abstractNum w:abstractNumId="38" w15:restartNumberingAfterBreak="0">
     <w:nsid w:val="4B471665"/>
     <w:multiLevelType w:val="hybridMultilevel"/>
     <w:tmpl w:val="CCBCC678"/>
@@ -15137,7 +15269,7 @@
       </w:rPr>
     </w:lvl>
   </w:abstractNum>
-  <w:abstractNum w:abstractNumId="36" w15:restartNumberingAfterBreak="0">
+  <w:abstractNum w:abstractNumId="39" w15:restartNumberingAfterBreak="0">
     <w:nsid w:val="4BB8267A"/>
     <w:multiLevelType w:val="hybridMultilevel"/>
     <w:tmpl w:val="83469604"/>
@@ -15250,7 +15382,7 @@
       </w:rPr>
     </w:lvl>
   </w:abstractNum>
-  <w:abstractNum w:abstractNumId="37" w15:restartNumberingAfterBreak="0">
+  <w:abstractNum w:abstractNumId="40" w15:restartNumberingAfterBreak="0">
     <w:nsid w:val="4CF4641C"/>
     <w:multiLevelType w:val="hybridMultilevel"/>
     <w:tmpl w:val="ACAE1C6C"/>
@@ -15363,7 +15495,7 @@
       </w:rPr>
     </w:lvl>
   </w:abstractNum>
-  <w:abstractNum w:abstractNumId="38" w15:restartNumberingAfterBreak="0">
+  <w:abstractNum w:abstractNumId="41" w15:restartNumberingAfterBreak="0">
     <w:nsid w:val="4CFC2B06"/>
     <w:multiLevelType w:val="hybridMultilevel"/>
     <w:tmpl w:val="98CE8386"/>
@@ -15476,7 +15608,7 @@
       </w:rPr>
     </w:lvl>
   </w:abstractNum>
-  <w:abstractNum w:abstractNumId="39" w15:restartNumberingAfterBreak="0">
+  <w:abstractNum w:abstractNumId="42" w15:restartNumberingAfterBreak="0">
     <w:nsid w:val="50005C98"/>
     <w:multiLevelType w:val="hybridMultilevel"/>
     <w:tmpl w:val="0C903CFC"/>
@@ -15589,7 +15721,7 @@
       </w:rPr>
     </w:lvl>
   </w:abstractNum>
-  <w:abstractNum w:abstractNumId="40" w15:restartNumberingAfterBreak="0">
+  <w:abstractNum w:abstractNumId="43" w15:restartNumberingAfterBreak="0">
     <w:nsid w:val="52CF1FC7"/>
     <w:multiLevelType w:val="hybridMultilevel"/>
     <w:tmpl w:val="EB281320"/>
@@ -15702,7 +15834,7 @@
       </w:rPr>
     </w:lvl>
   </w:abstractNum>
-  <w:abstractNum w:abstractNumId="41" w15:restartNumberingAfterBreak="0">
+  <w:abstractNum w:abstractNumId="44" w15:restartNumberingAfterBreak="0">
     <w:nsid w:val="5C626328"/>
     <w:multiLevelType w:val="hybridMultilevel"/>
     <w:tmpl w:val="EAF4354C"/>
@@ -15815,7 +15947,7 @@
       </w:rPr>
     </w:lvl>
   </w:abstractNum>
-  <w:abstractNum w:abstractNumId="42" w15:restartNumberingAfterBreak="0">
+  <w:abstractNum w:abstractNumId="45" w15:restartNumberingAfterBreak="0">
     <w:nsid w:val="5CE80211"/>
     <w:multiLevelType w:val="hybridMultilevel"/>
     <w:tmpl w:val="E69CA396"/>
@@ -15928,7 +16060,7 @@
       </w:rPr>
     </w:lvl>
   </w:abstractNum>
-  <w:abstractNum w:abstractNumId="43" w15:restartNumberingAfterBreak="0">
+  <w:abstractNum w:abstractNumId="46" w15:restartNumberingAfterBreak="0">
     <w:nsid w:val="5D7F2BDB"/>
     <w:multiLevelType w:val="hybridMultilevel"/>
     <w:tmpl w:val="630AFC18"/>
@@ -16041,7 +16173,7 @@
       </w:rPr>
     </w:lvl>
   </w:abstractNum>
-  <w:abstractNum w:abstractNumId="44" w15:restartNumberingAfterBreak="0">
+  <w:abstractNum w:abstractNumId="47" w15:restartNumberingAfterBreak="0">
     <w:nsid w:val="604B6BC6"/>
     <w:multiLevelType w:val="hybridMultilevel"/>
     <w:tmpl w:val="A58A2FDE"/>
@@ -16154,7 +16286,7 @@
       </w:rPr>
     </w:lvl>
   </w:abstractNum>
-  <w:abstractNum w:abstractNumId="45" w15:restartNumberingAfterBreak="0">
+  <w:abstractNum w:abstractNumId="48" w15:restartNumberingAfterBreak="0">
     <w:nsid w:val="61D20AD2"/>
     <w:multiLevelType w:val="hybridMultilevel"/>
     <w:tmpl w:val="BBDA162E"/>
@@ -16267,7 +16399,7 @@
       </w:rPr>
     </w:lvl>
   </w:abstractNum>
-  <w:abstractNum w:abstractNumId="46" w15:restartNumberingAfterBreak="0">
+  <w:abstractNum w:abstractNumId="49" w15:restartNumberingAfterBreak="0">
     <w:nsid w:val="6351616F"/>
     <w:multiLevelType w:val="multilevel"/>
     <w:tmpl w:val="3C34F3BE"/>
@@ -16416,7 +16548,7 @@
       </w:rPr>
     </w:lvl>
   </w:abstractNum>
-  <w:abstractNum w:abstractNumId="47" w15:restartNumberingAfterBreak="0">
+  <w:abstractNum w:abstractNumId="50" w15:restartNumberingAfterBreak="0">
     <w:nsid w:val="65011FFC"/>
     <w:multiLevelType w:val="hybridMultilevel"/>
     <w:tmpl w:val="778A4398"/>
@@ -16529,7 +16661,7 @@
       </w:rPr>
     </w:lvl>
   </w:abstractNum>
-  <w:abstractNum w:abstractNumId="48" w15:restartNumberingAfterBreak="0">
+  <w:abstractNum w:abstractNumId="51" w15:restartNumberingAfterBreak="0">
     <w:nsid w:val="66757482"/>
     <w:multiLevelType w:val="hybridMultilevel"/>
     <w:tmpl w:val="C1D0E38C"/>
@@ -16642,7 +16774,7 @@
       </w:rPr>
     </w:lvl>
   </w:abstractNum>
-  <w:abstractNum w:abstractNumId="49" w15:restartNumberingAfterBreak="0">
+  <w:abstractNum w:abstractNumId="52" w15:restartNumberingAfterBreak="0">
     <w:nsid w:val="6DEF497F"/>
     <w:multiLevelType w:val="hybridMultilevel"/>
     <w:tmpl w:val="9BA0F136"/>
@@ -16755,7 +16887,7 @@
       </w:rPr>
     </w:lvl>
   </w:abstractNum>
-  <w:abstractNum w:abstractNumId="50" w15:restartNumberingAfterBreak="0">
+  <w:abstractNum w:abstractNumId="53" w15:restartNumberingAfterBreak="0">
     <w:nsid w:val="72EF7A53"/>
     <w:multiLevelType w:val="hybridMultilevel"/>
     <w:tmpl w:val="19702DBE"/>
@@ -16868,7 +17000,7 @@
       </w:rPr>
     </w:lvl>
   </w:abstractNum>
-  <w:abstractNum w:abstractNumId="51" w15:restartNumberingAfterBreak="0">
+  <w:abstractNum w:abstractNumId="54" w15:restartNumberingAfterBreak="0">
     <w:nsid w:val="74D60281"/>
     <w:multiLevelType w:val="hybridMultilevel"/>
     <w:tmpl w:val="7F78A09E"/>
@@ -16981,7 +17113,7 @@
       </w:rPr>
     </w:lvl>
   </w:abstractNum>
-  <w:abstractNum w:abstractNumId="52" w15:restartNumberingAfterBreak="0">
+  <w:abstractNum w:abstractNumId="55" w15:restartNumberingAfterBreak="0">
     <w:nsid w:val="78082054"/>
     <w:multiLevelType w:val="hybridMultilevel"/>
     <w:tmpl w:val="C6EA829A"/>
@@ -17094,7 +17226,7 @@
       </w:rPr>
     </w:lvl>
   </w:abstractNum>
-  <w:abstractNum w:abstractNumId="53" w15:restartNumberingAfterBreak="0">
+  <w:abstractNum w:abstractNumId="56" w15:restartNumberingAfterBreak="0">
     <w:nsid w:val="78E65EFE"/>
     <w:multiLevelType w:val="hybridMultilevel"/>
     <w:tmpl w:val="F43657BC"/>
@@ -17207,7 +17339,7 @@
       </w:rPr>
     </w:lvl>
   </w:abstractNum>
-  <w:abstractNum w:abstractNumId="54" w15:restartNumberingAfterBreak="0">
+  <w:abstractNum w:abstractNumId="57" w15:restartNumberingAfterBreak="0">
     <w:nsid w:val="7A044C59"/>
     <w:multiLevelType w:val="hybridMultilevel"/>
     <w:tmpl w:val="87A4173E"/>
@@ -17320,7 +17452,7 @@
       </w:rPr>
     </w:lvl>
   </w:abstractNum>
-  <w:abstractNum w:abstractNumId="55" w15:restartNumberingAfterBreak="0">
+  <w:abstractNum w:abstractNumId="58" w15:restartNumberingAfterBreak="0">
     <w:nsid w:val="7B746BF3"/>
     <w:multiLevelType w:val="hybridMultilevel"/>
     <w:tmpl w:val="2726294E"/>
@@ -17433,7 +17565,7 @@
       </w:rPr>
     </w:lvl>
   </w:abstractNum>
-  <w:abstractNum w:abstractNumId="56" w15:restartNumberingAfterBreak="0">
+  <w:abstractNum w:abstractNumId="59" w15:restartNumberingAfterBreak="0">
     <w:nsid w:val="7E3C13B6"/>
     <w:multiLevelType w:val="hybridMultilevel"/>
     <w:tmpl w:val="E0A25C76"/>
@@ -17546,7 +17678,7 @@
       </w:rPr>
     </w:lvl>
   </w:abstractNum>
-  <w:abstractNum w:abstractNumId="57" w15:restartNumberingAfterBreak="0">
+  <w:abstractNum w:abstractNumId="60" w15:restartNumberingAfterBreak="0">
     <w:nsid w:val="7EB83A8D"/>
     <w:multiLevelType w:val="multilevel"/>
     <w:tmpl w:val="0204BB9C"/>
@@ -17695,7 +17827,7 @@
       </w:rPr>
     </w:lvl>
   </w:abstractNum>
-  <w:abstractNum w:abstractNumId="58" w15:restartNumberingAfterBreak="0">
+  <w:abstractNum w:abstractNumId="61" w15:restartNumberingAfterBreak="0">
     <w:nsid w:val="7EBC3E4D"/>
     <w:multiLevelType w:val="hybridMultilevel"/>
     <w:tmpl w:val="B3987460"/>
@@ -17809,181 +17941,191 @@
     </w:lvl>
   </w:abstractNum>
   <w:num w:numId="1">
-    <w:abstractNumId w:val="21"/>
+    <w:abstractNumId w:val="24"/>
   </w:num>
   <w:num w:numId="2">
+    <w:abstractNumId w:val="44"/>
+  </w:num>
+  <w:num w:numId="3">
+    <w:abstractNumId w:val="14"/>
+  </w:num>
+  <w:num w:numId="4">
+    <w:abstractNumId w:val="61"/>
+  </w:num>
+  <w:num w:numId="5">
+    <w:abstractNumId w:val="45"/>
+  </w:num>
+  <w:num w:numId="6">
+    <w:abstractNumId w:val="47"/>
+  </w:num>
+  <w:num w:numId="7">
+    <w:abstractNumId w:val="4"/>
+  </w:num>
+  <w:num w:numId="8">
+    <w:abstractNumId w:val="54"/>
+  </w:num>
+  <w:num w:numId="9">
+    <w:abstractNumId w:val="35"/>
+  </w:num>
+  <w:num w:numId="10">
+    <w:abstractNumId w:val="40"/>
+  </w:num>
+  <w:num w:numId="11">
+    <w:abstractNumId w:val="51"/>
+  </w:num>
+  <w:num w:numId="12">
+    <w:abstractNumId w:val="27"/>
+  </w:num>
+  <w:num w:numId="13">
+    <w:abstractNumId w:val="13"/>
+  </w:num>
+  <w:num w:numId="14">
+    <w:abstractNumId w:val="1"/>
+  </w:num>
+  <w:num w:numId="15">
+    <w:abstractNumId w:val="38"/>
+  </w:num>
+  <w:num w:numId="16">
+    <w:abstractNumId w:val="25"/>
+  </w:num>
+  <w:num w:numId="17">
+    <w:abstractNumId w:val="10"/>
+  </w:num>
+  <w:num w:numId="18">
+    <w:abstractNumId w:val="5"/>
+  </w:num>
+  <w:num w:numId="19">
+    <w:abstractNumId w:val="16"/>
+  </w:num>
+  <w:num w:numId="20">
+    <w:abstractNumId w:val="8"/>
+  </w:num>
+  <w:num w:numId="21">
+    <w:abstractNumId w:val="30"/>
+  </w:num>
+  <w:num w:numId="22">
+    <w:abstractNumId w:val="23"/>
+  </w:num>
+  <w:num w:numId="23">
+    <w:abstractNumId w:val="17"/>
+  </w:num>
+  <w:num w:numId="24">
+    <w:abstractNumId w:val="31"/>
+  </w:num>
+  <w:num w:numId="25">
+    <w:abstractNumId w:val="53"/>
+  </w:num>
+  <w:num w:numId="26">
+    <w:abstractNumId w:val="33"/>
+  </w:num>
+  <w:num w:numId="27">
+    <w:abstractNumId w:val="52"/>
+  </w:num>
+  <w:num w:numId="28">
+    <w:abstractNumId w:val="19"/>
+  </w:num>
+  <w:num w:numId="29">
+    <w:abstractNumId w:val="3"/>
+  </w:num>
+  <w:num w:numId="30">
     <w:abstractNumId w:val="41"/>
   </w:num>
-  <w:num w:numId="3">
-    <w:abstractNumId w:val="13"/>
+  <w:num w:numId="31">
+    <w:abstractNumId w:val="56"/>
   </w:num>
-  <w:num w:numId="4">
+  <w:num w:numId="32">
+    <w:abstractNumId w:val="6"/>
+  </w:num>
+  <w:num w:numId="33">
+    <w:abstractNumId w:val="28"/>
+  </w:num>
+  <w:num w:numId="34">
+    <w:abstractNumId w:val="2"/>
+  </w:num>
+  <w:num w:numId="35">
+    <w:abstractNumId w:val="26"/>
+  </w:num>
+  <w:num w:numId="36">
+    <w:abstractNumId w:val="42"/>
+  </w:num>
+  <w:num w:numId="37">
+    <w:abstractNumId w:val="39"/>
+  </w:num>
+  <w:num w:numId="38">
+    <w:abstractNumId w:val="12"/>
+  </w:num>
+  <w:num w:numId="39">
+    <w:abstractNumId w:val="43"/>
+  </w:num>
+  <w:num w:numId="40">
+    <w:abstractNumId w:val="59"/>
+  </w:num>
+  <w:num w:numId="41">
+    <w:abstractNumId w:val="32"/>
+  </w:num>
+  <w:num w:numId="42">
+    <w:abstractNumId w:val="57"/>
+  </w:num>
+  <w:num w:numId="43">
+    <w:abstractNumId w:val="7"/>
+  </w:num>
+  <w:num w:numId="44">
+    <w:abstractNumId w:val="48"/>
+  </w:num>
+  <w:num w:numId="45">
+    <w:abstractNumId w:val="37"/>
+  </w:num>
+  <w:num w:numId="46">
+    <w:abstractNumId w:val="29"/>
+  </w:num>
+  <w:num w:numId="47">
+    <w:abstractNumId w:val="46"/>
+  </w:num>
+  <w:num w:numId="48">
+    <w:abstractNumId w:val="11"/>
+  </w:num>
+  <w:num w:numId="49">
+    <w:abstractNumId w:val="55"/>
+  </w:num>
+  <w:num w:numId="50">
     <w:abstractNumId w:val="58"/>
   </w:num>
-  <w:num w:numId="5">
-    <w:abstractNumId w:val="42"/>
+  <w:num w:numId="51">
+    <w:abstractNumId w:val="36"/>
   </w:num>
-  <w:num w:numId="6">
-    <w:abstractNumId w:val="44"/>
+  <w:num w:numId="52">
+    <w:abstractNumId w:val="50"/>
   </w:num>
-  <w:num w:numId="7">
-    <w:abstractNumId w:val="3"/>
+  <w:num w:numId="53">
+    <w:abstractNumId w:val="9"/>
   </w:num>
-  <w:num w:numId="8">
-    <w:abstractNumId w:val="51"/>
-  </w:num>
-  <w:num w:numId="9">
-    <w:abstractNumId w:val="32"/>
-  </w:num>
-  <w:num w:numId="10">
-    <w:abstractNumId w:val="37"/>
-  </w:num>
-  <w:num w:numId="11">
-    <w:abstractNumId w:val="48"/>
-  </w:num>
-  <w:num w:numId="12">
-    <w:abstractNumId w:val="24"/>
-  </w:num>
-  <w:num w:numId="13">
-    <w:abstractNumId w:val="12"/>
-  </w:num>
-  <w:num w:numId="14">
-    <w:abstractNumId w:val="0"/>
-  </w:num>
-  <w:num w:numId="15">
-    <w:abstractNumId w:val="35"/>
-  </w:num>
-  <w:num w:numId="16">
+  <w:num w:numId="54">
     <w:abstractNumId w:val="22"/>
   </w:num>
-  <w:num w:numId="17">
-    <w:abstractNumId w:val="9"/>
+  <w:num w:numId="55">
+    <w:abstractNumId w:val="20"/>
   </w:num>
-  <w:num w:numId="18">
-    <w:abstractNumId w:val="4"/>
+  <w:num w:numId="56">
+    <w:abstractNumId w:val="34"/>
   </w:num>
-  <w:num w:numId="19">
+  <w:num w:numId="57">
+    <w:abstractNumId w:val="60"/>
+  </w:num>
+  <w:num w:numId="58">
+    <w:abstractNumId w:val="49"/>
+  </w:num>
+  <w:num w:numId="59">
     <w:abstractNumId w:val="15"/>
   </w:num>
-  <w:num w:numId="20">
-    <w:abstractNumId w:val="7"/>
+  <w:num w:numId="60">
+    <w:abstractNumId w:val="0"/>
+    <w:lvlOverride w:ilvl="0"/>
   </w:num>
-  <w:num w:numId="21">
-    <w:abstractNumId w:val="27"/>
-  </w:num>
-  <w:num w:numId="22">
-    <w:abstractNumId w:val="20"/>
-  </w:num>
-  <w:num w:numId="23">
-    <w:abstractNumId w:val="16"/>
-  </w:num>
-  <w:num w:numId="24">
-    <w:abstractNumId w:val="28"/>
-  </w:num>
-  <w:num w:numId="25">
-    <w:abstractNumId w:val="50"/>
-  </w:num>
-  <w:num w:numId="26">
-    <w:abstractNumId w:val="30"/>
-  </w:num>
-  <w:num w:numId="27">
-    <w:abstractNumId w:val="49"/>
-  </w:num>
-  <w:num w:numId="28">
-    <w:abstractNumId w:val="17"/>
-  </w:num>
-  <w:num w:numId="29">
-    <w:abstractNumId w:val="2"/>
-  </w:num>
-  <w:num w:numId="30">
-    <w:abstractNumId w:val="38"/>
-  </w:num>
-  <w:num w:numId="31">
-    <w:abstractNumId w:val="53"/>
-  </w:num>
-  <w:num w:numId="32">
-    <w:abstractNumId w:val="5"/>
-  </w:num>
-  <w:num w:numId="33">
-    <w:abstractNumId w:val="25"/>
-  </w:num>
-  <w:num w:numId="34">
-    <w:abstractNumId w:val="1"/>
-  </w:num>
-  <w:num w:numId="35">
-    <w:abstractNumId w:val="23"/>
-  </w:num>
-  <w:num w:numId="36">
-    <w:abstractNumId w:val="39"/>
-  </w:num>
-  <w:num w:numId="37">
-    <w:abstractNumId w:val="36"/>
-  </w:num>
-  <w:num w:numId="38">
-    <w:abstractNumId w:val="11"/>
-  </w:num>
-  <w:num w:numId="39">
-    <w:abstractNumId w:val="40"/>
-  </w:num>
-  <w:num w:numId="40">
-    <w:abstractNumId w:val="56"/>
-  </w:num>
-  <w:num w:numId="41">
-    <w:abstractNumId w:val="29"/>
-  </w:num>
-  <w:num w:numId="42">
-    <w:abstractNumId w:val="54"/>
-  </w:num>
-  <w:num w:numId="43">
-    <w:abstractNumId w:val="6"/>
-  </w:num>
-  <w:num w:numId="44">
-    <w:abstractNumId w:val="45"/>
-  </w:num>
-  <w:num w:numId="45">
-    <w:abstractNumId w:val="34"/>
-  </w:num>
-  <w:num w:numId="46">
-    <w:abstractNumId w:val="26"/>
-  </w:num>
-  <w:num w:numId="47">
-    <w:abstractNumId w:val="43"/>
-  </w:num>
-  <w:num w:numId="48">
-    <w:abstractNumId w:val="10"/>
-  </w:num>
-  <w:num w:numId="49">
-    <w:abstractNumId w:val="52"/>
-  </w:num>
-  <w:num w:numId="50">
-    <w:abstractNumId w:val="55"/>
-  </w:num>
-  <w:num w:numId="51">
-    <w:abstractNumId w:val="33"/>
-  </w:num>
-  <w:num w:numId="52">
-    <w:abstractNumId w:val="47"/>
-  </w:num>
-  <w:num w:numId="53">
-    <w:abstractNumId w:val="8"/>
-  </w:num>
-  <w:num w:numId="54">
-    <w:abstractNumId w:val="19"/>
-  </w:num>
-  <w:num w:numId="55">
+  <w:num w:numId="61">
     <w:abstractNumId w:val="18"/>
   </w:num>
-  <w:num w:numId="56">
-    <w:abstractNumId w:val="31"/>
-  </w:num>
-  <w:num w:numId="57">
-    <w:abstractNumId w:val="57"/>
-  </w:num>
-  <w:num w:numId="58">
-    <w:abstractNumId w:val="46"/>
-  </w:num>
-  <w:num w:numId="59">
-    <w:abstractNumId w:val="14"/>
+  <w:num w:numId="62">
+    <w:abstractNumId w:val="21"/>
   </w:num>
   <w:numIdMacAtCleanup w:val="59"/>
 </w:numbering>
@@ -18045,7 +18187,7 @@
     <w:lsdException w:name="macro" w:semiHidden="1" w:unhideWhenUsed="1"/>
     <w:lsdException w:name="toa heading" w:semiHidden="1" w:unhideWhenUsed="1"/>
     <w:lsdException w:name="List" w:semiHidden="1" w:unhideWhenUsed="1"/>
-    <w:lsdException w:name="List Bullet" w:semiHidden="1" w:unhideWhenUsed="1"/>
+    <w:lsdException w:name="List Bullet" w:semiHidden="1" w:uiPriority="99" w:unhideWhenUsed="1"/>
     <w:lsdException w:name="List Number" w:semiHidden="1" w:unhideWhenUsed="1"/>
     <w:lsdException w:name="List 2" w:semiHidden="1" w:unhideWhenUsed="1"/>
     <w:lsdException w:name="List 3" w:semiHidden="1" w:unhideWhenUsed="1"/>
@@ -19398,6 +19540,25 @@
       <w:szCs w:val="32"/>
     </w:rPr>
   </w:style>
+  <w:style w:type="paragraph" w:styleId="ListBullet">
+    <w:name w:val="List Bullet"/>
+    <w:basedOn w:val="Normal"/>
+    <w:uiPriority w:val="99"/>
+    <w:unhideWhenUsed/>
+    <w:rsid w:val="00431EF6"/>
+    <w:pPr>
+      <w:numPr>
+        <w:numId w:val="60"/>
+      </w:numPr>
+      <w:spacing w:line="276" w:lineRule="auto"/>
+      <w:contextualSpacing/>
+    </w:pPr>
+    <w:rPr>
+      <w:rFonts w:ascii="Aptos" w:eastAsiaTheme="minorEastAsia" w:hAnsi="Aptos"/>
+      <w:sz w:val="19"/>
+      <w:szCs w:val="22"/>
+    </w:rPr>
+  </w:style>
 </w:styles>
 </file>
 
